--- a/ADG/16장/16장_실습문제_정답.docx
+++ b/ADG/16장/16장_실습문제_정답.docx
@@ -34,7 +34,7 @@
           <w:b/>
           <w:sz w:val="21"/>
         </w:rPr>
-        <w:t>[하-01] 정답: ① Switchover</w:t>
+        <w:t>[하-01] 정답: ② Switchover</w:t>
       </w:r>
     </w:p>
     <w:p>
@@ -53,7 +53,7 @@
           <w:b/>
           <w:sz w:val="21"/>
         </w:rPr>
-        <w:t>[하-02] 정답: ① Failover</w:t>
+        <w:t>[하-02] 정답: ② Failover</w:t>
       </w:r>
     </w:p>
     <w:p>
@@ -91,7 +91,7 @@
           <w:b/>
           <w:sz w:val="21"/>
         </w:rPr>
-        <w:t>[하-04] 정답: ① 정상이다 — Standby에서 전환을 시작할 수 없다는 뜻</w:t>
+        <w:t>[하-04] 정답: ③ 정상이다 — Standby에서 전환을 시작할 수 없다는 뜻</w:t>
       </w:r>
     </w:p>
     <w:p>
@@ -110,7 +110,7 @@
           <w:b/>
           <w:sz w:val="21"/>
         </w:rPr>
-        <w:t>[하-05] 정답: ① SWITCHOVER TO '&lt;대상&gt;'</w:t>
+        <w:t>[하-05] 정답: ② SWITCHOVER TO '&lt;대상&gt;'</w:t>
       </w:r>
     </w:p>
     <w:p>
@@ -119,7 +119,7 @@
           <w:rFonts w:ascii="맑은 고딕" w:hAnsi="맑은 고딕" w:eastAsia="맑은 고딕"/>
           <w:sz w:val="21"/>
         </w:rPr>
-        <w:t>해설: DGMGRL 명령이다. ②는 SQL 명령이며 Broker 환경에서 쓰면 안 된다(상-06 계열 참조).</w:t>
+        <w:t>해설: DGMGRL 명령이다. ①은 SQL 명령이며 Broker 환경에서 쓰면 안 된다(상-06 계열 참조).</w:t>
       </w:r>
     </w:p>
     <w:p>
@@ -129,7 +129,7 @@
           <w:b/>
           <w:sz w:val="21"/>
         </w:rPr>
-        <w:t>[하-06] 정답: ① 약 64초</w:t>
+        <w:t>[하-06] 정답: ③ 약 64초</w:t>
       </w:r>
     </w:p>
     <w:p>
@@ -148,7 +148,7 @@
           <w:b/>
           <w:sz w:val="21"/>
         </w:rPr>
-        <w:t>[하-07] 정답: ① 약 24초</w:t>
+        <w:t>[하-07] 정답: ③ 약 24초</w:t>
       </w:r>
     </w:p>
     <w:p>
@@ -186,7 +186,7 @@
           <w:b/>
           <w:sz w:val="21"/>
         </w:rPr>
-        <w:t>[하-09] 정답: ① 옛 Primary가 그 시점에 내려가 있다</w:t>
+        <w:t>[하-09] 정답: ④ 옛 Primary가 그 시점에 내려가 있다</w:t>
       </w:r>
     </w:p>
     <w:p>
@@ -205,7 +205,7 @@
           <w:b/>
           <w:sz w:val="21"/>
         </w:rPr>
-        <w:t>[하-10] 정답: ① 리스너의 정적 등록(`_DGMGRL`)</w:t>
+        <w:t>[하-10] 정답: ② 리스너의 정적 등록(`_DGMGRL`)</w:t>
       </w:r>
     </w:p>
     <w:p>
@@ -224,7 +224,7 @@
           <w:b/>
           <w:sz w:val="21"/>
         </w:rPr>
-        <w:t>[하-11] 정답: ① Object "..." was not found (ORA- 번호 없음)</w:t>
+        <w:t>[하-11] 정답: ③ Object "..." was not found (ORA- 번호 없음)</w:t>
       </w:r>
     </w:p>
     <w:p>
@@ -243,7 +243,7 @@
           <w:b/>
           <w:sz w:val="21"/>
         </w:rPr>
-        <w:t>[하-12] 정답: ① ORA-16558</w:t>
+        <w:t>[하-12] 정답: ④ ORA-16558</w:t>
       </w:r>
     </w:p>
     <w:p>
@@ -262,7 +262,7 @@
           <w:b/>
           <w:sz w:val="21"/>
         </w:rPr>
-        <w:t>[하-13] 정답: ① REINSTATE DATABASE '&lt;이름&gt;'</w:t>
+        <w:t>[하-13] 정답: ④ REINSTATE DATABASE '&lt;이름&gt;'</w:t>
       </w:r>
     </w:p>
     <w:p>
@@ -300,7 +300,7 @@
           <w:b/>
           <w:sz w:val="21"/>
         </w:rPr>
-        <w:t>[하-15] 정답: ① MOUNT</w:t>
+        <w:t>[하-15] 정답: ④ MOUNT</w:t>
       </w:r>
     </w:p>
     <w:p>
@@ -319,7 +319,7 @@
           <w:b/>
           <w:sz w:val="21"/>
         </w:rPr>
-        <w:t>[하-16] 정답: ① ALTER DATABASE FLASHBACK ON</w:t>
+        <w:t>[하-16] 정답: ④ ALTER DATABASE FLASHBACK ON</w:t>
       </w:r>
     </w:p>
     <w:p>
@@ -338,7 +338,7 @@
           <w:b/>
           <w:sz w:val="21"/>
         </w:rPr>
-        <w:t>[하-17] 정답: ① ORA-38706 + ORA-38713</w:t>
+        <w:t>[하-17] 정답: ② ORA-38706 + ORA-38713</w:t>
       </w:r>
     </w:p>
     <w:p>
@@ -357,7 +357,7 @@
           <w:b/>
           <w:sz w:val="21"/>
         </w:rPr>
-        <w:t>[하-18] 정답: ① .flb</w:t>
+        <w:t>[하-18] 정답: ③ .flb</w:t>
       </w:r>
     </w:p>
     <w:p>
@@ -395,7 +395,7 @@
           <w:b/>
           <w:sz w:val="21"/>
         </w:rPr>
-        <w:t>[하-20] 정답: ① OPEN RESETLOGS</w:t>
+        <w:t>[하-20] 정답: ③ OPEN RESETLOGS</w:t>
       </w:r>
     </w:p>
     <w:p>
@@ -441,7 +441,7 @@
           <w:b/>
           <w:sz w:val="21"/>
         </w:rPr>
-        <w:t>[중-02] 정답: ① Broker의 `Intended State`가 역할과 함께 옮겨 갔다</w:t>
+        <w:t>[중-02] 정답: ③ Broker의 `Intended State`가 역할과 함께 옮겨 갔다</w:t>
       </w:r>
     </w:p>
     <w:p>
@@ -460,7 +460,7 @@
           <w:b/>
           <w:sz w:val="21"/>
         </w:rPr>
-        <w:t>[중-03] 정답: ① Broker가 반대 방향으로 다시 썼다 (`service="chicago"`)</w:t>
+        <w:t>[중-03] 정답: ④ Broker가 반대 방향으로 다시 썼다 (`service="chicago"`)</w:t>
       </w:r>
     </w:p>
     <w:p>
@@ -479,7 +479,7 @@
           <w:b/>
           <w:sz w:val="21"/>
         </w:rPr>
-        <w:t>[중-04] 정답: ① 비어 있다 — Broker는 구성 정보를 쓴다</w:t>
+        <w:t>[중-04] 정답: ② 비어 있다 — Broker는 구성 정보를 쓴다</w:t>
       </w:r>
     </w:p>
     <w:p>
@@ -517,7 +517,7 @@
           <w:b/>
           <w:sz w:val="21"/>
         </w:rPr>
-        <w:t>[중-06] 정답: ① 거부되지 않고 `Database altered.`가 나온다</w:t>
+        <w:t>[중-06] 정답: ② 거부되지 않고 `Database altered.`가 나온다</w:t>
       </w:r>
     </w:p>
     <w:p>
@@ -536,7 +536,7 @@
           <w:b/>
           <w:sz w:val="21"/>
         </w:rPr>
-        <w:t>[중-07] 정답: ① 인스턴스가 내려가 조회 시 ORA-01034</w:t>
+        <w:t>[중-07] 정답: ③ 인스턴스가 내려가 조회 시 ORA-01034</w:t>
       </w:r>
     </w:p>
     <w:p>
@@ -574,7 +574,7 @@
           <w:b/>
           <w:sz w:val="21"/>
         </w:rPr>
-        <w:t>[중-09] 정답: ① ORA-16816: incorrect database role</w:t>
+        <w:t>[중-09] 정답: ② ORA-16816: incorrect database role</w:t>
       </w:r>
     </w:p>
     <w:p>
@@ -593,7 +593,7 @@
           <w:b/>
           <w:sz w:val="21"/>
         </w:rPr>
-        <w:t>[중-10] 정답: ① `DESTINATION`이 비어 있고 `INACTIVE` — 전송이 없다</w:t>
+        <w:t>[중-10] 정답: ② `DESTINATION`이 비어 있고 `INACTIVE` — 전송이 없다</w:t>
       </w:r>
     </w:p>
     <w:p>
@@ -631,7 +631,7 @@
           <w:b/>
           <w:sz w:val="21"/>
         </w:rPr>
-        <w:t>[중-12] 정답: ① REMOVE → CREATE → ADD → ENABLE → SWITCHOVER</w:t>
+        <w:t>[중-12] 정답: ③ REMOVE → CREATE → ADD → ENABLE → SWITCHOVER</w:t>
       </w:r>
     </w:p>
     <w:p>
@@ -650,7 +650,7 @@
           <w:b/>
           <w:sz w:val="21"/>
         </w:rPr>
-        <w:t>[중-13] 정답: ① 구성 메타데이터만 지우고 데이터베이스를 건드리지 않는다</w:t>
+        <w:t>[중-13] 정답: ④ 구성 메타데이터만 지우고 데이터베이스를 건드리지 않는다</w:t>
       </w:r>
     </w:p>
     <w:p>
@@ -669,7 +669,7 @@
           <w:b/>
           <w:sz w:val="21"/>
         </w:rPr>
-        <w:t>[중-14] 정답: ① Possible network disconnect with primary database</w:t>
+        <w:t>[중-14] 정답: ④ Possible network disconnect with primary database</w:t>
       </w:r>
     </w:p>
     <w:p>
@@ -688,7 +688,7 @@
           <w:b/>
           <w:sz w:val="21"/>
         </w:rPr>
-        <w:t>[중-15] 정답: ① 0 — 15장의 필터로는 걸러진다</w:t>
+        <w:t>[중-15] 정답: ② 0 — 15장의 필터로는 걸러진다</w:t>
       </w:r>
     </w:p>
     <w:p>
@@ -707,7 +707,7 @@
           <w:b/>
           <w:sz w:val="21"/>
         </w:rPr>
-        <w:t>[중-16] 정답: ① 앞의 0을 생략해 자릿수가 다르다</w:t>
+        <w:t>[중-16] 정답: ② 앞의 0을 생략해 자릿수가 다르다</w:t>
       </w:r>
     </w:p>
     <w:p>
@@ -726,7 +726,7 @@
           <w:b/>
           <w:sz w:val="21"/>
         </w:rPr>
-        <w:t>[중-17] 정답: ① Yes (Primary Not Running)</w:t>
+        <w:t>[중-17] 정답: ② Yes (Primary Not Running)</w:t>
       </w:r>
     </w:p>
     <w:p>
@@ -745,7 +745,7 @@
           <w:b/>
           <w:sz w:val="21"/>
         </w:rPr>
-        <w:t>[중-18] 정답: ① Physical standby database (disabled) + ORA-16661</w:t>
+        <w:t>[중-18] 정답: ③ Physical standby database (disabled) + ORA-16661</w:t>
       </w:r>
     </w:p>
     <w:p>
@@ -764,7 +764,7 @@
           <w:b/>
           <w:sz w:val="21"/>
         </w:rPr>
-        <w:t>[중-19] 정답: ① SUCCESS — 비활성 멤버는 판정에서 제외된다</w:t>
+        <w:t>[중-19] 정답: ② SUCCESS — 비활성 멤버는 판정에서 제외된다</w:t>
       </w:r>
     </w:p>
     <w:p>
@@ -783,7 +783,7 @@
           <w:b/>
           <w:sz w:val="21"/>
         </w:rPr>
-        <w:t>[중-20] 정답: ① ORA-16653: failed to reinstate database</w:t>
+        <w:t>[중-20] 정답: ③ ORA-16653: failed to reinstate database</w:t>
       </w:r>
     </w:p>
     <w:p>
@@ -829,7 +829,7 @@
           <w:b/>
           <w:sz w:val="21"/>
         </w:rPr>
-        <w:t>[상-02] 정답: ① 두 `SEQUENCE#` 비교의 기준선을 새로 잡아야 한다</w:t>
+        <w:t>[상-02] 정답: ④ 두 `SEQUENCE#` 비교의 기준선을 새로 잡아야 한다</w:t>
       </w:r>
     </w:p>
     <w:p>
@@ -867,7 +867,7 @@
           <w:b/>
           <w:sz w:val="21"/>
         </w:rPr>
-        <w:t>[상-04] 정답: ① MaxAvailability 이상의 보호 모드</w:t>
+        <w:t>[상-04] 정답: ④ MaxAvailability 이상의 보호 모드</w:t>
       </w:r>
     </w:p>
     <w:p>
@@ -886,7 +886,7 @@
           <w:b/>
           <w:sz w:val="21"/>
         </w:rPr>
-        <w:t>[상-05] 정답: ① 정상이다 — 강등된 것을 아직 모른다</w:t>
+        <w:t>[상-05] 정답: ③ 정상이다 — 강등된 것을 아직 모른다</w:t>
       </w:r>
     </w:p>
     <w:p>
@@ -905,7 +905,7 @@
           <w:b/>
           <w:sz w:val="21"/>
         </w:rPr>
-        <w:t>[상-06] 정답: ① 옛 인큐네이션으로 열려 되감을 수 없게 된다</w:t>
+        <w:t>[상-06] 정답: ④ 옛 인큐네이션으로 열려 되감을 수 없게 된다</w:t>
       </w:r>
     </w:p>
     <w:p>
@@ -924,7 +924,7 @@
           <w:b/>
           <w:sz w:val="21"/>
         </w:rPr>
-        <w:t>[상-07] 정답: ① 남은 리두 전송과 옛 Primary 재기동 단계가 있다</w:t>
+        <w:t>[상-07] 정답: ④ 남은 리두 전송과 옛 Primary 재기동 단계가 있다</w:t>
       </w:r>
     </w:p>
     <w:p>
@@ -943,7 +943,7 @@
           <w:b/>
           <w:sz w:val="21"/>
         </w:rPr>
-        <w:t>[상-08] 정답: ① 판정 시차이므로 한 주기 뒤 다시 본다</w:t>
+        <w:t>[상-08] 정답: ④ 판정 시차이므로 한 주기 뒤 다시 본다</w:t>
       </w:r>
     </w:p>
     <w:p>

--- a/ADG/16장/16장_실습문제_정답.docx
+++ b/ADG/16장/16장_실습문제_정답.docx
@@ -62,7 +62,21 @@
           <w:rFonts w:ascii="맑은 고딕" w:hAnsi="맑은 고딕" w:eastAsia="맑은 고딕"/>
           <w:sz w:val="21"/>
         </w:rPr>
-        <w:t>해설: Standby가 받은 데까지만 살린다. 옛 Primary는 버려지거나 `REINSTATE`가 필요하다.</w:t>
+        <w:t xml:space="preserve">해설: Standby가 받은 데까지만 살린다. 옛 Primary는 버려지거나 </w:t>
+      </w:r>
+      <w:r>
+        <w:rPr>
+          <w:rFonts w:ascii="Consolas" w:hAnsi="Consolas" w:eastAsia="맑은 고딕"/>
+          <w:sz w:val="21"/>
+        </w:rPr>
+        <w:t xml:space="preserve">REINSTATE</w:t>
+      </w:r>
+      <w:r>
+        <w:rPr>
+          <w:rFonts w:ascii="맑은 고딕" w:hAnsi="맑은 고딕" w:eastAsia="맑은 고딕"/>
+          <w:sz w:val="21"/>
+        </w:rPr>
+        <w:t xml:space="preserve">가 필요하다.</w:t>
       </w:r>
     </w:p>
     <w:p>
@@ -81,7 +95,35 @@
           <w:rFonts w:ascii="맑은 고딕" w:hAnsi="맑은 고딕" w:eastAsia="맑은 고딕"/>
           <w:sz w:val="21"/>
         </w:rPr>
-        <w:t>해설: "지금 Standby로 내려갈 준비가 됐다"는 뜻이다. `SESSIONS ACTIVE`라면 세션을 정리하거나 `WITH SESSION SHUTDOWN`이 필요하다.</w:t>
+        <w:t xml:space="preserve">해설: "지금 Standby로 내려갈 준비가 됐다"는 뜻이다. </w:t>
+      </w:r>
+      <w:r>
+        <w:rPr>
+          <w:rFonts w:ascii="Consolas" w:hAnsi="Consolas" w:eastAsia="맑은 고딕"/>
+          <w:sz w:val="21"/>
+        </w:rPr>
+        <w:t xml:space="preserve">SESSIONS ACTIVE</w:t>
+      </w:r>
+      <w:r>
+        <w:rPr>
+          <w:rFonts w:ascii="맑은 고딕" w:hAnsi="맑은 고딕" w:eastAsia="맑은 고딕"/>
+          <w:sz w:val="21"/>
+        </w:rPr>
+        <w:t xml:space="preserve">라면 세션을 정리하거나 </w:t>
+      </w:r>
+      <w:r>
+        <w:rPr>
+          <w:rFonts w:ascii="Consolas" w:hAnsi="Consolas" w:eastAsia="맑은 고딕"/>
+          <w:sz w:val="21"/>
+        </w:rPr>
+        <w:t xml:space="preserve">WITH SESSION SHUTDOWN</w:t>
+      </w:r>
+      <w:r>
+        <w:rPr>
+          <w:rFonts w:ascii="맑은 고딕" w:hAnsi="맑은 고딕" w:eastAsia="맑은 고딕"/>
+          <w:sz w:val="21"/>
+        </w:rPr>
+        <w:t xml:space="preserve">이 필요하다.</w:t>
       </w:r>
     </w:p>
     <w:p>
@@ -100,7 +142,15 @@
           <w:rFonts w:ascii="맑은 고딕" w:hAnsi="맑은 고딕" w:eastAsia="맑은 고딕"/>
           <w:sz w:val="21"/>
         </w:rPr>
-        <w:t>해설: 전환 명령은 Primary 쪽에서 낸다. 15장부터 반복한 대로 **뷰의 값이 무엇을 뜻하는지 알아야 판정할 수 있다.**</w:t>
+        <w:t xml:space="preserve">해설: 전환 명령은 Primary 쪽에서 낸다. 15장부터 반복한 대로 </w:t>
+      </w:r>
+      <w:r>
+        <w:rPr>
+          <w:rFonts w:ascii="맑은 고딕" w:hAnsi="맑은 고딕" w:eastAsia="맑은 고딕"/>
+          <w:b/>
+          <w:sz w:val="21"/>
+        </w:rPr>
+        <w:t xml:space="preserve">뷰의 값이 무엇을 뜻하는지 알아야 판정할 수 있다.</w:t>
       </w:r>
     </w:p>
     <w:p>
@@ -157,7 +207,22 @@
           <w:rFonts w:ascii="맑은 고딕" w:hAnsi="맑은 고딕" w:eastAsia="맑은 고딕"/>
           <w:sz w:val="21"/>
         </w:rPr>
-        <w:t>해설: Switchover보다 훨씬 짧다. **옛 Primary와 협상하지 않기 때문**이다.</w:t>
+        <w:t xml:space="preserve">해설: Switchover보다 훨씬 짧다. </w:t>
+      </w:r>
+      <w:r>
+        <w:rPr>
+          <w:rFonts w:ascii="맑은 고딕" w:hAnsi="맑은 고딕" w:eastAsia="맑은 고딕"/>
+          <w:b/>
+          <w:sz w:val="21"/>
+        </w:rPr>
+        <w:t xml:space="preserve">옛 Primary와 협상하지 않기 때문</w:t>
+      </w:r>
+      <w:r>
+        <w:rPr>
+          <w:rFonts w:ascii="맑은 고딕" w:hAnsi="맑은 고딕" w:eastAsia="맑은 고딕"/>
+          <w:sz w:val="21"/>
+        </w:rPr>
+        <w:t xml:space="preserve">이다.</w:t>
       </w:r>
     </w:p>
     <w:p>
@@ -176,7 +241,21 @@
           <w:rFonts w:ascii="맑은 고딕" w:hAnsi="맑은 고딕" w:eastAsia="맑은 고딕"/>
           <w:sz w:val="21"/>
         </w:rPr>
-        <w:t>해설: 내부적으로 플래시백으로 되감고 역할을 바꾸고 적용을 시작한다. 명령은 `reinstate database 'chicago'` 한 줄이다.</w:t>
+        <w:t xml:space="preserve">해설: 내부적으로 플래시백으로 되감고 역할을 바꾸고 적용을 시작한다. 명령은 </w:t>
+      </w:r>
+      <w:r>
+        <w:rPr>
+          <w:rFonts w:ascii="Consolas" w:hAnsi="Consolas" w:eastAsia="맑은 고딕"/>
+          <w:sz w:val="21"/>
+        </w:rPr>
+        <w:t xml:space="preserve">reinstate database 'chicago'</w:t>
+      </w:r>
+      <w:r>
+        <w:rPr>
+          <w:rFonts w:ascii="맑은 고딕" w:hAnsi="맑은 고딕" w:eastAsia="맑은 고딕"/>
+          <w:sz w:val="21"/>
+        </w:rPr>
+        <w:t xml:space="preserve"> 한 줄이다.</w:t>
       </w:r>
     </w:p>
     <w:p>
@@ -205,7 +284,23 @@
           <w:b/>
           <w:sz w:val="21"/>
         </w:rPr>
-        <w:t>[하-10] 정답: ② 리스너의 정적 등록(`_DGMGRL`)</w:t>
+        <w:t xml:space="preserve">[하-10] 정답: ② 리스너의 정적 등록(</w:t>
+      </w:r>
+      <w:r>
+        <w:rPr>
+          <w:rFonts w:ascii="Consolas" w:hAnsi="Consolas" w:eastAsia="맑은 고딕"/>
+          <w:b/>
+          <w:sz w:val="21"/>
+        </w:rPr>
+        <w:t xml:space="preserve">_DGMGRL</w:t>
+      </w:r>
+      <w:r>
+        <w:rPr>
+          <w:rFonts w:ascii="맑은 고딕" w:hAnsi="맑은 고딕" w:eastAsia="맑은 고딕"/>
+          <w:b/>
+          <w:sz w:val="21"/>
+        </w:rPr>
+        <w:t xml:space="preserve">)</w:t>
       </w:r>
     </w:p>
     <w:p>
@@ -214,7 +309,49 @@
           <w:rFonts w:ascii="맑은 고딕" w:hAnsi="맑은 고딕" w:eastAsia="맑은 고딕"/>
           <w:sz w:val="21"/>
         </w:rPr>
-        <w:t>해설: 동적 등록은 인스턴스가 살아 있을 때만 유효하다. 13장에서 `chicago_DGMGRL`을 `listener.ora`에 적은 이유가 여기서 구체적으로 드러난다. 14장의 `VALIDATE`가 이것을 미리 시험해 준다.</w:t>
+        <w:t xml:space="preserve">해설: 동적 등록은 인스턴스가 살아 있을 때만 유효하다. 13장에서 </w:t>
+      </w:r>
+      <w:r>
+        <w:rPr>
+          <w:rFonts w:ascii="Consolas" w:hAnsi="Consolas" w:eastAsia="맑은 고딕"/>
+          <w:sz w:val="21"/>
+        </w:rPr>
+        <w:t xml:space="preserve">chicago_DGMGRL</w:t>
+      </w:r>
+      <w:r>
+        <w:rPr>
+          <w:rFonts w:ascii="맑은 고딕" w:hAnsi="맑은 고딕" w:eastAsia="맑은 고딕"/>
+          <w:sz w:val="21"/>
+        </w:rPr>
+        <w:t xml:space="preserve">을 </w:t>
+      </w:r>
+      <w:r>
+        <w:rPr>
+          <w:rFonts w:ascii="Consolas" w:hAnsi="Consolas" w:eastAsia="맑은 고딕"/>
+          <w:sz w:val="21"/>
+        </w:rPr>
+        <w:t xml:space="preserve">listener.ora</w:t>
+      </w:r>
+      <w:r>
+        <w:rPr>
+          <w:rFonts w:ascii="맑은 고딕" w:hAnsi="맑은 고딕" w:eastAsia="맑은 고딕"/>
+          <w:sz w:val="21"/>
+        </w:rPr>
+        <w:t xml:space="preserve">에 적은 이유가 여기서 구체적으로 드러난다. 14장의 </w:t>
+      </w:r>
+      <w:r>
+        <w:rPr>
+          <w:rFonts w:ascii="Consolas" w:hAnsi="Consolas" w:eastAsia="맑은 고딕"/>
+          <w:sz w:val="21"/>
+        </w:rPr>
+        <w:t xml:space="preserve">VALIDATE</w:t>
+      </w:r>
+      <w:r>
+        <w:rPr>
+          <w:rFonts w:ascii="맑은 고딕" w:hAnsi="맑은 고딕" w:eastAsia="맑은 고딕"/>
+          <w:sz w:val="21"/>
+        </w:rPr>
+        <w:t xml:space="preserve">가 이것을 미리 시험해 준다.</w:t>
       </w:r>
     </w:p>
     <w:p>
@@ -252,7 +389,43 @@
           <w:rFonts w:ascii="맑은 고딕" w:hAnsi="맑은 고딕" w:eastAsia="맑은 고딕"/>
           <w:sz w:val="21"/>
         </w:rPr>
-        <w:t>해설: `database specified for switchover is not a standby database`. `Performing switchover NOW`까지 출력되지만 **아무것도 바뀌지 않는다.**</w:t>
+        <w:t xml:space="preserve">해설: </w:t>
+      </w:r>
+      <w:r>
+        <w:rPr>
+          <w:rFonts w:ascii="Consolas" w:hAnsi="Consolas" w:eastAsia="맑은 고딕"/>
+          <w:sz w:val="21"/>
+        </w:rPr>
+        <w:t xml:space="preserve">database specified for switchover is not a standby database</w:t>
+      </w:r>
+      <w:r>
+        <w:rPr>
+          <w:rFonts w:ascii="맑은 고딕" w:hAnsi="맑은 고딕" w:eastAsia="맑은 고딕"/>
+          <w:sz w:val="21"/>
+        </w:rPr>
+        <w:t xml:space="preserve">. </w:t>
+      </w:r>
+      <w:r>
+        <w:rPr>
+          <w:rFonts w:ascii="Consolas" w:hAnsi="Consolas" w:eastAsia="맑은 고딕"/>
+          <w:sz w:val="21"/>
+        </w:rPr>
+        <w:t xml:space="preserve">Performing switchover NOW</w:t>
+      </w:r>
+      <w:r>
+        <w:rPr>
+          <w:rFonts w:ascii="맑은 고딕" w:hAnsi="맑은 고딕" w:eastAsia="맑은 고딕"/>
+          <w:sz w:val="21"/>
+        </w:rPr>
+        <w:t xml:space="preserve">까지 출력되지만 </w:t>
+      </w:r>
+      <w:r>
+        <w:rPr>
+          <w:rFonts w:ascii="맑은 고딕" w:hAnsi="맑은 고딕" w:eastAsia="맑은 고딕"/>
+          <w:b/>
+          <w:sz w:val="21"/>
+        </w:rPr>
+        <w:t xml:space="preserve">아무것도 바뀌지 않는다.</w:t>
       </w:r>
     </w:p>
     <w:p>
@@ -309,7 +482,21 @@
           <w:rFonts w:ascii="맑은 고딕" w:hAnsi="맑은 고딕" w:eastAsia="맑은 고딕"/>
           <w:sz w:val="21"/>
         </w:rPr>
-        <w:t>해설: 내려가 있으면 `ORA-16653`이고, 열면 옛 인큐네이션으로 열려 되감을 수 없다.</w:t>
+        <w:t xml:space="preserve">해설: 내려가 있으면 </w:t>
+      </w:r>
+      <w:r>
+        <w:rPr>
+          <w:rFonts w:ascii="Consolas" w:hAnsi="Consolas" w:eastAsia="맑은 고딕"/>
+          <w:sz w:val="21"/>
+        </w:rPr>
+        <w:t xml:space="preserve">ORA-16653</w:t>
+      </w:r>
+      <w:r>
+        <w:rPr>
+          <w:rFonts w:ascii="맑은 고딕" w:hAnsi="맑은 고딕" w:eastAsia="맑은 고딕"/>
+          <w:sz w:val="21"/>
+        </w:rPr>
+        <w:t xml:space="preserve">이고, 열면 옛 인큐네이션으로 열려 되감을 수 없다.</w:t>
       </w:r>
     </w:p>
     <w:p>
@@ -328,7 +515,21 @@
           <w:rFonts w:ascii="맑은 고딕" w:hAnsi="맑은 고딕" w:eastAsia="맑은 고딕"/>
           <w:sz w:val="21"/>
         </w:rPr>
-        <w:t>해설: 19c에서는 `READ WRITE`인 채로도 켜진다. Standby는 마운트 상태에서도 켜졌다.</w:t>
+        <w:t xml:space="preserve">해설: 19c에서는 </w:t>
+      </w:r>
+      <w:r>
+        <w:rPr>
+          <w:rFonts w:ascii="Consolas" w:hAnsi="Consolas" w:eastAsia="맑은 고딕"/>
+          <w:sz w:val="21"/>
+        </w:rPr>
+        <w:t xml:space="preserve">READ WRITE</w:t>
+      </w:r>
+      <w:r>
+        <w:rPr>
+          <w:rFonts w:ascii="맑은 고딕" w:hAnsi="맑은 고딕" w:eastAsia="맑은 고딕"/>
+          <w:sz w:val="21"/>
+        </w:rPr>
+        <w:t xml:space="preserve">인 채로도 켜진다. Standby는 마운트 상태에서도 켜졌다.</w:t>
       </w:r>
     </w:p>
     <w:p>
@@ -347,7 +548,29 @@
           <w:rFonts w:ascii="맑은 고딕" w:hAnsi="맑은 고딕" w:eastAsia="맑은 고딕"/>
           <w:sz w:val="21"/>
         </w:rPr>
-        <w:t>해설: 앞은 "켤 수 없다", 뒤가 이유(`already turned on`)다. **오류가 두 줄일 때 두 번째 줄을 읽는다.**</w:t>
+        <w:t xml:space="preserve">해설: 앞은 "켤 수 없다", 뒤가 이유(</w:t>
+      </w:r>
+      <w:r>
+        <w:rPr>
+          <w:rFonts w:ascii="Consolas" w:hAnsi="Consolas" w:eastAsia="맑은 고딕"/>
+          <w:sz w:val="21"/>
+        </w:rPr>
+        <w:t xml:space="preserve">already turned on</w:t>
+      </w:r>
+      <w:r>
+        <w:rPr>
+          <w:rFonts w:ascii="맑은 고딕" w:hAnsi="맑은 고딕" w:eastAsia="맑은 고딕"/>
+          <w:sz w:val="21"/>
+        </w:rPr>
+        <w:t xml:space="preserve">)다. </w:t>
+      </w:r>
+      <w:r>
+        <w:rPr>
+          <w:rFonts w:ascii="맑은 고딕" w:hAnsi="맑은 고딕" w:eastAsia="맑은 고딕"/>
+          <w:b/>
+          <w:sz w:val="21"/>
+        </w:rPr>
+        <w:t xml:space="preserve">오류가 두 줄일 때 두 번째 줄을 읽는다.</w:t>
       </w:r>
     </w:p>
     <w:p>
@@ -366,7 +589,35 @@
           <w:rFonts w:ascii="맑은 고딕" w:hAnsi="맑은 고딕" w:eastAsia="맑은 고딕"/>
           <w:sz w:val="21"/>
         </w:rPr>
-        <w:t>해설: 실측에서 `o1_mf_o91rsx2n_.flb` 등 200MB짜리 두 개가 즉시 만들어졌다. 아카이브(`.arc`)와 구별된다.</w:t>
+        <w:t xml:space="preserve">해설: 실측에서 </w:t>
+      </w:r>
+      <w:r>
+        <w:rPr>
+          <w:rFonts w:ascii="Consolas" w:hAnsi="Consolas" w:eastAsia="맑은 고딕"/>
+          <w:sz w:val="21"/>
+        </w:rPr>
+        <w:t xml:space="preserve">o1_mf_o91rsx2n_.flb</w:t>
+      </w:r>
+      <w:r>
+        <w:rPr>
+          <w:rFonts w:ascii="맑은 고딕" w:hAnsi="맑은 고딕" w:eastAsia="맑은 고딕"/>
+          <w:sz w:val="21"/>
+        </w:rPr>
+        <w:t xml:space="preserve"> 등 200MB짜리 두 개가 즉시 만들어졌다. 아카이브(</w:t>
+      </w:r>
+      <w:r>
+        <w:rPr>
+          <w:rFonts w:ascii="Consolas" w:hAnsi="Consolas" w:eastAsia="맑은 고딕"/>
+          <w:sz w:val="21"/>
+        </w:rPr>
+        <w:t xml:space="preserve">.arc</w:t>
+      </w:r>
+      <w:r>
+        <w:rPr>
+          <w:rFonts w:ascii="맑은 고딕" w:hAnsi="맑은 고딕" w:eastAsia="맑은 고딕"/>
+          <w:sz w:val="21"/>
+        </w:rPr>
+        <w:t xml:space="preserve">)와 구별된다.</w:t>
       </w:r>
     </w:p>
     <w:p>
@@ -376,7 +627,15 @@
           <w:b/>
           <w:sz w:val="21"/>
         </w:rPr>
-        <w:t>[하-19] 정답: ① 둘 다 CHICAGO — 구별은 `DB_UNIQUE_NAME`</w:t>
+        <w:t xml:space="preserve">[하-19] 정답: ① 둘 다 CHICAGO — 구별은 </w:t>
+      </w:r>
+      <w:r>
+        <w:rPr>
+          <w:rFonts w:ascii="Consolas" w:hAnsi="Consolas" w:eastAsia="맑은 고딕"/>
+          <w:b/>
+          <w:sz w:val="21"/>
+        </w:rPr>
+        <w:t xml:space="preserve">DB_UNIQUE_NAME</w:t>
       </w:r>
     </w:p>
     <w:p>
@@ -385,7 +644,35 @@
           <w:rFonts w:ascii="맑은 고딕" w:hAnsi="맑은 고딕" w:eastAsia="맑은 고딕"/>
           <w:sz w:val="21"/>
         </w:rPr>
-        <w:t>해설: 6장에서 복제할 때 `DB_NAME`을 같게 만들었고 전환해도 바뀌지 않는다. Broker의 멤버 이름도 `DB_UNIQUE_NAME`이다.</w:t>
+        <w:t xml:space="preserve">해설: 6장에서 복제할 때 </w:t>
+      </w:r>
+      <w:r>
+        <w:rPr>
+          <w:rFonts w:ascii="Consolas" w:hAnsi="Consolas" w:eastAsia="맑은 고딕"/>
+          <w:sz w:val="21"/>
+        </w:rPr>
+        <w:t xml:space="preserve">DB_NAME</w:t>
+      </w:r>
+      <w:r>
+        <w:rPr>
+          <w:rFonts w:ascii="맑은 고딕" w:hAnsi="맑은 고딕" w:eastAsia="맑은 고딕"/>
+          <w:sz w:val="21"/>
+        </w:rPr>
+        <w:t xml:space="preserve">을 같게 만들었고 전환해도 바뀌지 않는다. Broker의 멤버 이름도 </w:t>
+      </w:r>
+      <w:r>
+        <w:rPr>
+          <w:rFonts w:ascii="Consolas" w:hAnsi="Consolas" w:eastAsia="맑은 고딕"/>
+          <w:sz w:val="21"/>
+        </w:rPr>
+        <w:t xml:space="preserve">DB_UNIQUE_NAME</w:t>
+      </w:r>
+      <w:r>
+        <w:rPr>
+          <w:rFonts w:ascii="맑은 고딕" w:hAnsi="맑은 고딕" w:eastAsia="맑은 고딕"/>
+          <w:sz w:val="21"/>
+        </w:rPr>
+        <w:t xml:space="preserve">이다.</w:t>
       </w:r>
     </w:p>
     <w:p>
@@ -404,7 +691,35 @@
           <w:rFonts w:ascii="맑은 고딕" w:hAnsi="맑은 고딕" w:eastAsia="맑은 고딕"/>
           <w:sz w:val="21"/>
         </w:rPr>
-        <w:t>해설: 실측에서 `RESETLOGS_TIME`이 Failover 시각으로 갱신됐고 `RESETLOGS_CHANGE#`는 2692902였다. 새 인큐네이션이 시작된다.</w:t>
+        <w:t xml:space="preserve">해설: 실측에서 </w:t>
+      </w:r>
+      <w:r>
+        <w:rPr>
+          <w:rFonts w:ascii="Consolas" w:hAnsi="Consolas" w:eastAsia="맑은 고딕"/>
+          <w:sz w:val="21"/>
+        </w:rPr>
+        <w:t xml:space="preserve">RESETLOGS_TIME</w:t>
+      </w:r>
+      <w:r>
+        <w:rPr>
+          <w:rFonts w:ascii="맑은 고딕" w:hAnsi="맑은 고딕" w:eastAsia="맑은 고딕"/>
+          <w:sz w:val="21"/>
+        </w:rPr>
+        <w:t xml:space="preserve">이 Failover 시각으로 갱신됐고 </w:t>
+      </w:r>
+      <w:r>
+        <w:rPr>
+          <w:rFonts w:ascii="Consolas" w:hAnsi="Consolas" w:eastAsia="맑은 고딕"/>
+          <w:sz w:val="21"/>
+        </w:rPr>
+        <w:t xml:space="preserve">RESETLOGS_CHANGE#</w:t>
+      </w:r>
+      <w:r>
+        <w:rPr>
+          <w:rFonts w:ascii="맑은 고딕" w:hAnsi="맑은 고딕" w:eastAsia="맑은 고딕"/>
+          <w:sz w:val="21"/>
+        </w:rPr>
+        <w:t xml:space="preserve">는 2692902였다. 새 인큐네이션이 시작된다.</w:t>
       </w:r>
     </w:p>
     <w:p>
@@ -431,7 +746,21 @@
           <w:rFonts w:ascii="맑은 고딕" w:hAnsi="맑은 고딕" w:eastAsia="맑은 고딕"/>
           <w:sz w:val="21"/>
         </w:rPr>
-        <w:t>해설: 전환 출력에 `Database opened.`가 있었다. Broker가 이전 상태를 기억하고 재현한 것이다. 9장에서 만든 구성이 전환을 견딘다.</w:t>
+        <w:t xml:space="preserve">해설: 전환 출력에 </w:t>
+      </w:r>
+      <w:r>
+        <w:rPr>
+          <w:rFonts w:ascii="Consolas" w:hAnsi="Consolas" w:eastAsia="맑은 고딕"/>
+          <w:sz w:val="21"/>
+        </w:rPr>
+        <w:t xml:space="preserve">Database opened.</w:t>
+      </w:r>
+      <w:r>
+        <w:rPr>
+          <w:rFonts w:ascii="맑은 고딕" w:hAnsi="맑은 고딕" w:eastAsia="맑은 고딕"/>
+          <w:sz w:val="21"/>
+        </w:rPr>
+        <w:t xml:space="preserve">가 있었다. Broker가 이전 상태를 기억하고 재현한 것이다. 9장에서 만든 구성이 전환을 견딘다.</w:t>
       </w:r>
     </w:p>
     <w:p>
@@ -441,7 +770,23 @@
           <w:b/>
           <w:sz w:val="21"/>
         </w:rPr>
-        <w:t>[중-02] 정답: ③ Broker의 `Intended State`가 역할과 함께 옮겨 갔다</w:t>
+        <w:t xml:space="preserve">[중-02] 정답: ③ Broker의 </w:t>
+      </w:r>
+      <w:r>
+        <w:rPr>
+          <w:rFonts w:ascii="Consolas" w:hAnsi="Consolas" w:eastAsia="맑은 고딕"/>
+          <w:b/>
+          <w:sz w:val="21"/>
+        </w:rPr>
+        <w:t xml:space="preserve">Intended State</w:t>
+      </w:r>
+      <w:r>
+        <w:rPr>
+          <w:rFonts w:ascii="맑은 고딕" w:hAnsi="맑은 고딕" w:eastAsia="맑은 고딕"/>
+          <w:b/>
+          <w:sz w:val="21"/>
+        </w:rPr>
+        <w:t xml:space="preserve">가 역할과 함께 옮겨 갔다</w:t>
       </w:r>
     </w:p>
     <w:p>
@@ -460,7 +805,23 @@
           <w:b/>
           <w:sz w:val="21"/>
         </w:rPr>
-        <w:t>[중-03] 정답: ④ Broker가 반대 방향으로 다시 썼다 (`service="chicago"`)</w:t>
+        <w:t xml:space="preserve">[중-03] 정답: ④ Broker가 반대 방향으로 다시 썼다 (</w:t>
+      </w:r>
+      <w:r>
+        <w:rPr>
+          <w:rFonts w:ascii="Consolas" w:hAnsi="Consolas" w:eastAsia="맑은 고딕"/>
+          <w:b/>
+          <w:sz w:val="21"/>
+        </w:rPr>
+        <w:t xml:space="preserve">service="chicago"</w:t>
+      </w:r>
+      <w:r>
+        <w:rPr>
+          <w:rFonts w:ascii="맑은 고딕" w:hAnsi="맑은 고딕" w:eastAsia="맑은 고딕"/>
+          <w:b/>
+          <w:sz w:val="21"/>
+        </w:rPr>
+        <w:t xml:space="preserve">)</w:t>
       </w:r>
     </w:p>
     <w:p>
@@ -469,7 +830,22 @@
           <w:rFonts w:ascii="맑은 고딕" w:hAnsi="맑은 고딕" w:eastAsia="맑은 고딕"/>
           <w:sz w:val="21"/>
         </w:rPr>
-        <w:t>해설: 7장에서 손으로 구성할 때는 양쪽 파라미터를 사람이 맞춰 적었고 전환하려면 다시 손봐야 했다. **13장에서 "번거로운 일을 대신한다"고 한 것의 가장 큰 사례**다.</w:t>
+        <w:t xml:space="preserve">해설: 7장에서 손으로 구성할 때는 양쪽 파라미터를 사람이 맞춰 적었고 전환하려면 다시 손봐야 했다. </w:t>
+      </w:r>
+      <w:r>
+        <w:rPr>
+          <w:rFonts w:ascii="맑은 고딕" w:hAnsi="맑은 고딕" w:eastAsia="맑은 고딕"/>
+          <w:b/>
+          <w:sz w:val="21"/>
+        </w:rPr>
+        <w:t xml:space="preserve">13장에서 "번거로운 일을 대신한다"고 한 것의 가장 큰 사례</w:t>
+      </w:r>
+      <w:r>
+        <w:rPr>
+          <w:rFonts w:ascii="맑은 고딕" w:hAnsi="맑은 고딕" w:eastAsia="맑은 고딕"/>
+          <w:sz w:val="21"/>
+        </w:rPr>
+        <w:t xml:space="preserve">다.</w:t>
       </w:r>
     </w:p>
     <w:p>
@@ -488,7 +864,21 @@
           <w:rFonts w:ascii="맑은 고딕" w:hAnsi="맑은 고딕" w:eastAsia="맑은 고딕"/>
           <w:sz w:val="21"/>
         </w:rPr>
-        <w:t>해설: 13장에서 인수 직후에 확인한 그대로다. Broker는 `FAL_SERVER`에 의존하지 않고 구성 정보로 갭을 해소한다.</w:t>
+        <w:t xml:space="preserve">해설: 13장에서 인수 직후에 확인한 그대로다. Broker는 </w:t>
+      </w:r>
+      <w:r>
+        <w:rPr>
+          <w:rFonts w:ascii="Consolas" w:hAnsi="Consolas" w:eastAsia="맑은 고딕"/>
+          <w:sz w:val="21"/>
+        </w:rPr>
+        <w:t xml:space="preserve">FAL_SERVER</w:t>
+      </w:r>
+      <w:r>
+        <w:rPr>
+          <w:rFonts w:ascii="맑은 고딕" w:hAnsi="맑은 고딕" w:eastAsia="맑은 고딕"/>
+          <w:sz w:val="21"/>
+        </w:rPr>
+        <w:t xml:space="preserve">에 의존하지 않고 구성 정보로 갭을 해소한다.</w:t>
       </w:r>
     </w:p>
     <w:p>
@@ -507,7 +897,21 @@
           <w:rFonts w:ascii="맑은 고딕" w:hAnsi="맑은 고딕" w:eastAsia="맑은 고딕"/>
           <w:sz w:val="21"/>
         </w:rPr>
-        <w:t>해설: `dg_config=(chicago,boston,farsync)`였다. 동작에는 지장이 없지만 정리 대상이다. 이런 잔여물이 쌓이면 구성을 읽기 어려워진다.</w:t>
+        <w:t xml:space="preserve">해설: </w:t>
+      </w:r>
+      <w:r>
+        <w:rPr>
+          <w:rFonts w:ascii="Consolas" w:hAnsi="Consolas" w:eastAsia="맑은 고딕"/>
+          <w:sz w:val="21"/>
+        </w:rPr>
+        <w:t xml:space="preserve">dg_config=(chicago,boston,farsync)</w:t>
+      </w:r>
+      <w:r>
+        <w:rPr>
+          <w:rFonts w:ascii="맑은 고딕" w:hAnsi="맑은 고딕" w:eastAsia="맑은 고딕"/>
+          <w:sz w:val="21"/>
+        </w:rPr>
+        <w:t xml:space="preserve">였다. 동작에는 지장이 없지만 정리 대상이다. 이런 잔여물이 쌓이면 구성을 읽기 어려워진다.</w:t>
       </w:r>
     </w:p>
     <w:p>
@@ -517,7 +921,23 @@
           <w:b/>
           <w:sz w:val="21"/>
         </w:rPr>
-        <w:t>[중-06] 정답: ② 거부되지 않고 `Database altered.`가 나온다</w:t>
+        <w:t xml:space="preserve">[중-06] 정답: ② 거부되지 않고 </w:t>
+      </w:r>
+      <w:r>
+        <w:rPr>
+          <w:rFonts w:ascii="Consolas" w:hAnsi="Consolas" w:eastAsia="맑은 고딕"/>
+          <w:b/>
+          <w:sz w:val="21"/>
+        </w:rPr>
+        <w:t xml:space="preserve">Database altered.</w:t>
+      </w:r>
+      <w:r>
+        <w:rPr>
+          <w:rFonts w:ascii="맑은 고딕" w:hAnsi="맑은 고딕" w:eastAsia="맑은 고딕"/>
+          <w:b/>
+          <w:sz w:val="21"/>
+        </w:rPr>
+        <w:t xml:space="preserve">가 나온다</w:t>
       </w:r>
     </w:p>
     <w:p>
@@ -526,7 +946,36 @@
           <w:rFonts w:ascii="맑은 고딕" w:hAnsi="맑은 고딕" w:eastAsia="맑은 고딕"/>
           <w:sz w:val="21"/>
         </w:rPr>
-        <w:t>해설: 13장의 보호 모드 변경은 `ORA-16627`로 거부했고 14장의 FSFO 활성화는 경고만 했는데, 이 명령은 **경고조차 없다.** Broker의 보호는 명령마다 다르며 여기서는 사실상 없다.</w:t>
+        <w:t xml:space="preserve">해설: 13장의 보호 모드 변경은 </w:t>
+      </w:r>
+      <w:r>
+        <w:rPr>
+          <w:rFonts w:ascii="Consolas" w:hAnsi="Consolas" w:eastAsia="맑은 고딕"/>
+          <w:sz w:val="21"/>
+        </w:rPr>
+        <w:t xml:space="preserve">ORA-16627</w:t>
+      </w:r>
+      <w:r>
+        <w:rPr>
+          <w:rFonts w:ascii="맑은 고딕" w:hAnsi="맑은 고딕" w:eastAsia="맑은 고딕"/>
+          <w:sz w:val="21"/>
+        </w:rPr>
+        <w:t xml:space="preserve">로 거부했고 14장의 FSFO 활성화는 경고만 했는데, 이 명령은 </w:t>
+      </w:r>
+      <w:r>
+        <w:rPr>
+          <w:rFonts w:ascii="맑은 고딕" w:hAnsi="맑은 고딕" w:eastAsia="맑은 고딕"/>
+          <w:b/>
+          <w:sz w:val="21"/>
+        </w:rPr>
+        <w:t xml:space="preserve">경고조차 없다.</w:t>
+      </w:r>
+      <w:r>
+        <w:rPr>
+          <w:rFonts w:ascii="맑은 고딕" w:hAnsi="맑은 고딕" w:eastAsia="맑은 고딕"/>
+          <w:sz w:val="21"/>
+        </w:rPr>
+        <w:t xml:space="preserve"> Broker의 보호는 명령마다 다르며 여기서는 사실상 없다.</w:t>
       </w:r>
     </w:p>
     <w:p>
@@ -545,7 +994,15 @@
           <w:rFonts w:ascii="맑은 고딕" w:hAnsi="맑은 고딕" w:eastAsia="맑은 고딕"/>
           <w:sz w:val="21"/>
         </w:rPr>
-        <w:t>해설: SQL 전환은 Broker처럼 상대를 다시 기동해 주지 않는다. **역할만 바꾸고 뒷정리를 하지 않는다.**</w:t>
+        <w:t xml:space="preserve">해설: SQL 전환은 Broker처럼 상대를 다시 기동해 주지 않는다. </w:t>
+      </w:r>
+      <w:r>
+        <w:rPr>
+          <w:rFonts w:ascii="맑은 고딕" w:hAnsi="맑은 고딕" w:eastAsia="맑은 고딕"/>
+          <w:b/>
+          <w:sz w:val="21"/>
+        </w:rPr>
+        <w:t xml:space="preserve">역할만 바꾸고 뒷정리를 하지 않는다.</w:t>
       </w:r>
     </w:p>
     <w:p>
@@ -564,7 +1021,35 @@
           <w:rFonts w:ascii="맑은 고딕" w:hAnsi="맑은 고딕" w:eastAsia="맑은 고딕"/>
           <w:sz w:val="21"/>
         </w:rPr>
-        <w:t>해설: DGMGRL 전환에서 본 `New primary database ... is opening` 단계가 없다. 사람이 `ALTER DATABASE OPEN`을 해야 한다.</w:t>
+        <w:t xml:space="preserve">해설: DGMGRL 전환에서 본 </w:t>
+      </w:r>
+      <w:r>
+        <w:rPr>
+          <w:rFonts w:ascii="Consolas" w:hAnsi="Consolas" w:eastAsia="맑은 고딕"/>
+          <w:sz w:val="21"/>
+        </w:rPr>
+        <w:t xml:space="preserve">New primary database ... is opening</w:t>
+      </w:r>
+      <w:r>
+        <w:rPr>
+          <w:rFonts w:ascii="맑은 고딕" w:hAnsi="맑은 고딕" w:eastAsia="맑은 고딕"/>
+          <w:sz w:val="21"/>
+        </w:rPr>
+        <w:t xml:space="preserve"> 단계가 없다. 사람이 </w:t>
+      </w:r>
+      <w:r>
+        <w:rPr>
+          <w:rFonts w:ascii="Consolas" w:hAnsi="Consolas" w:eastAsia="맑은 고딕"/>
+          <w:sz w:val="21"/>
+        </w:rPr>
+        <w:t xml:space="preserve">ALTER DATABASE OPEN</w:t>
+      </w:r>
+      <w:r>
+        <w:rPr>
+          <w:rFonts w:ascii="맑은 고딕" w:hAnsi="맑은 고딕" w:eastAsia="맑은 고딕"/>
+          <w:sz w:val="21"/>
+        </w:rPr>
+        <w:t xml:space="preserve">을 해야 한다.</w:t>
       </w:r>
     </w:p>
     <w:p>
@@ -583,7 +1068,36 @@
           <w:rFonts w:ascii="맑은 고딕" w:hAnsi="맑은 고딕" w:eastAsia="맑은 고딕"/>
           <w:sz w:val="21"/>
         </w:rPr>
-        <w:t>해설: 구성이 알고 있는 역할과 실제가 다르다는 뜻이다. **다만 곧바로 나오지 않는다.** 실측에서 직후에는 `SUCCESS`였고 시간이 지나 감지했다.</w:t>
+        <w:t xml:space="preserve">해설: 구성이 알고 있는 역할과 실제가 다르다는 뜻이다. </w:t>
+      </w:r>
+      <w:r>
+        <w:rPr>
+          <w:rFonts w:ascii="맑은 고딕" w:hAnsi="맑은 고딕" w:eastAsia="맑은 고딕"/>
+          <w:b/>
+          <w:sz w:val="21"/>
+        </w:rPr>
+        <w:t xml:space="preserve">다만 곧바로 나오지 않는다.</w:t>
+      </w:r>
+      <w:r>
+        <w:rPr>
+          <w:rFonts w:ascii="맑은 고딕" w:hAnsi="맑은 고딕" w:eastAsia="맑은 고딕"/>
+          <w:sz w:val="21"/>
+        </w:rPr>
+        <w:t xml:space="preserve"> 실측에서 직후에는 </w:t>
+      </w:r>
+      <w:r>
+        <w:rPr>
+          <w:rFonts w:ascii="Consolas" w:hAnsi="Consolas" w:eastAsia="맑은 고딕"/>
+          <w:sz w:val="21"/>
+        </w:rPr>
+        <w:t xml:space="preserve">SUCCESS</w:t>
+      </w:r>
+      <w:r>
+        <w:rPr>
+          <w:rFonts w:ascii="맑은 고딕" w:hAnsi="맑은 고딕" w:eastAsia="맑은 고딕"/>
+          <w:sz w:val="21"/>
+        </w:rPr>
+        <w:t xml:space="preserve">였고 시간이 지나 감지했다.</w:t>
       </w:r>
     </w:p>
     <w:p>
@@ -593,7 +1107,39 @@
           <w:b/>
           <w:sz w:val="21"/>
         </w:rPr>
-        <w:t>[중-10] 정답: ② `DESTINATION`이 비어 있고 `INACTIVE` — 전송이 없다</w:t>
+        <w:t xml:space="preserve">[중-10] 정답: ② </w:t>
+      </w:r>
+      <w:r>
+        <w:rPr>
+          <w:rFonts w:ascii="Consolas" w:hAnsi="Consolas" w:eastAsia="맑은 고딕"/>
+          <w:b/>
+          <w:sz w:val="21"/>
+        </w:rPr>
+        <w:t xml:space="preserve">DESTINATION</w:t>
+      </w:r>
+      <w:r>
+        <w:rPr>
+          <w:rFonts w:ascii="맑은 고딕" w:hAnsi="맑은 고딕" w:eastAsia="맑은 고딕"/>
+          <w:b/>
+          <w:sz w:val="21"/>
+        </w:rPr>
+        <w:t xml:space="preserve">이 비어 있고 </w:t>
+      </w:r>
+      <w:r>
+        <w:rPr>
+          <w:rFonts w:ascii="Consolas" w:hAnsi="Consolas" w:eastAsia="맑은 고딕"/>
+          <w:b/>
+          <w:sz w:val="21"/>
+        </w:rPr>
+        <w:t xml:space="preserve">INACTIVE</w:t>
+      </w:r>
+      <w:r>
+        <w:rPr>
+          <w:rFonts w:ascii="맑은 고딕" w:hAnsi="맑은 고딕" w:eastAsia="맑은 고딕"/>
+          <w:b/>
+          <w:sz w:val="21"/>
+        </w:rPr>
+        <w:t xml:space="preserve"> — 전송이 없다</w:t>
       </w:r>
     </w:p>
     <w:p>
@@ -602,7 +1148,22 @@
           <w:rFonts w:ascii="맑은 고딕" w:hAnsi="맑은 고딕" w:eastAsia="맑은 고딕"/>
           <w:sz w:val="21"/>
         </w:rPr>
-        <w:t>해설: SQL 전환은 옛 Primary의 설정을 지웠을 뿐 새 Primary의 전송 설정을 만들지 않았다. Broker도 역할이 어긋난 상태라 손대지 못한다. **재해 복구 능력이 없는 상태**다.</w:t>
+        <w:t xml:space="preserve">해설: SQL 전환은 옛 Primary의 설정을 지웠을 뿐 새 Primary의 전송 설정을 만들지 않았다. Broker도 역할이 어긋난 상태라 손대지 못한다. </w:t>
+      </w:r>
+      <w:r>
+        <w:rPr>
+          <w:rFonts w:ascii="맑은 고딕" w:hAnsi="맑은 고딕" w:eastAsia="맑은 고딕"/>
+          <w:b/>
+          <w:sz w:val="21"/>
+        </w:rPr>
+        <w:t xml:space="preserve">재해 복구 능력이 없는 상태</w:t>
+      </w:r>
+      <w:r>
+        <w:rPr>
+          <w:rFonts w:ascii="맑은 고딕" w:hAnsi="맑은 고딕" w:eastAsia="맑은 고딕"/>
+          <w:sz w:val="21"/>
+        </w:rPr>
+        <w:t xml:space="preserve">다.</w:t>
       </w:r>
     </w:p>
     <w:p>
@@ -621,7 +1182,21 @@
           <w:rFonts w:ascii="맑은 고딕" w:hAnsi="맑은 고딕" w:eastAsia="맑은 고딕"/>
           <w:sz w:val="21"/>
         </w:rPr>
-        <w:t>해설: 대상(chicago)이 `MOUNTED`였다. DGMGRL 전환은 같은 상황을 정적 등록으로 해결하지만 SQL 전환은 그 경로를 쓰지 않는다.</w:t>
+        <w:t xml:space="preserve">해설: 대상(chicago)이 </w:t>
+      </w:r>
+      <w:r>
+        <w:rPr>
+          <w:rFonts w:ascii="Consolas" w:hAnsi="Consolas" w:eastAsia="맑은 고딕"/>
+          <w:sz w:val="21"/>
+        </w:rPr>
+        <w:t xml:space="preserve">MOUNTED</w:t>
+      </w:r>
+      <w:r>
+        <w:rPr>
+          <w:rFonts w:ascii="맑은 고딕" w:hAnsi="맑은 고딕" w:eastAsia="맑은 고딕"/>
+          <w:sz w:val="21"/>
+        </w:rPr>
+        <w:t xml:space="preserve">였다. DGMGRL 전환은 같은 상황을 정적 등록으로 해결하지만 SQL 전환은 그 경로를 쓰지 않는다.</w:t>
       </w:r>
     </w:p>
     <w:p>
@@ -640,7 +1215,36 @@
           <w:rFonts w:ascii="맑은 고딕" w:hAnsi="맑은 고딕" w:eastAsia="맑은 고딕"/>
           <w:sz w:val="21"/>
         </w:rPr>
-        <w:t>해설: 다시 만들 때는 **실제 역할대로** 적는다. `ENABLE CONFIGURATION`이 파라미터를 다시 써 주므로 비어 있던 목적지가 채워지고 전송이 재개된다.</w:t>
+        <w:t xml:space="preserve">해설: 다시 만들 때는 </w:t>
+      </w:r>
+      <w:r>
+        <w:rPr>
+          <w:rFonts w:ascii="맑은 고딕" w:hAnsi="맑은 고딕" w:eastAsia="맑은 고딕"/>
+          <w:b/>
+          <w:sz w:val="21"/>
+        </w:rPr>
+        <w:t xml:space="preserve">실제 역할대로</w:t>
+      </w:r>
+      <w:r>
+        <w:rPr>
+          <w:rFonts w:ascii="맑은 고딕" w:hAnsi="맑은 고딕" w:eastAsia="맑은 고딕"/>
+          <w:sz w:val="21"/>
+        </w:rPr>
+        <w:t xml:space="preserve"> 적는다. </w:t>
+      </w:r>
+      <w:r>
+        <w:rPr>
+          <w:rFonts w:ascii="Consolas" w:hAnsi="Consolas" w:eastAsia="맑은 고딕"/>
+          <w:sz w:val="21"/>
+        </w:rPr>
+        <w:t xml:space="preserve">ENABLE CONFIGURATION</w:t>
+      </w:r>
+      <w:r>
+        <w:rPr>
+          <w:rFonts w:ascii="맑은 고딕" w:hAnsi="맑은 고딕" w:eastAsia="맑은 고딕"/>
+          <w:sz w:val="21"/>
+        </w:rPr>
+        <w:t xml:space="preserve">이 파라미터를 다시 써 주므로 비어 있던 목적지가 채워지고 전송이 재개된다.</w:t>
       </w:r>
     </w:p>
     <w:p>
@@ -659,7 +1263,36 @@
           <w:rFonts w:ascii="맑은 고딕" w:hAnsi="맑은 고딕" w:eastAsia="맑은 고딕"/>
           <w:sz w:val="21"/>
         </w:rPr>
-        <w:t>해설: 13장에서 확인한 성질이다. 다만 지운 순간부터 `ENABLE`까지 **감시 공백**이 생기므로 명령을 미리 준비해 두고 짧게 끝낸다.</w:t>
+        <w:t xml:space="preserve">해설: 13장에서 확인한 성질이다. 다만 지운 순간부터 </w:t>
+      </w:r>
+      <w:r>
+        <w:rPr>
+          <w:rFonts w:ascii="Consolas" w:hAnsi="Consolas" w:eastAsia="맑은 고딕"/>
+          <w:sz w:val="21"/>
+        </w:rPr>
+        <w:t xml:space="preserve">ENABLE</w:t>
+      </w:r>
+      <w:r>
+        <w:rPr>
+          <w:rFonts w:ascii="맑은 고딕" w:hAnsi="맑은 고딕" w:eastAsia="맑은 고딕"/>
+          <w:sz w:val="21"/>
+        </w:rPr>
+        <w:t xml:space="preserve">까지 </w:t>
+      </w:r>
+      <w:r>
+        <w:rPr>
+          <w:rFonts w:ascii="맑은 고딕" w:hAnsi="맑은 고딕" w:eastAsia="맑은 고딕"/>
+          <w:b/>
+          <w:sz w:val="21"/>
+        </w:rPr>
+        <w:t xml:space="preserve">감시 공백</w:t>
+      </w:r>
+      <w:r>
+        <w:rPr>
+          <w:rFonts w:ascii="맑은 고딕" w:hAnsi="맑은 고딕" w:eastAsia="맑은 고딕"/>
+          <w:sz w:val="21"/>
+        </w:rPr>
+        <w:t xml:space="preserve">이 생기므로 명령을 미리 준비해 두고 짧게 끝낸다.</w:t>
       </w:r>
     </w:p>
     <w:p>
@@ -678,7 +1311,22 @@
           <w:rFonts w:ascii="맑은 고딕" w:hAnsi="맑은 고딕" w:eastAsia="맑은 고딕"/>
           <w:sz w:val="21"/>
         </w:rPr>
-        <w:t>해설: **"아마도"라고 말한다.** Standby는 Primary가 죽은 것인지 네트워크가 끊긴 것인지 구별할 수 없다. 14장에서 관측자가 제3의 위치에 있어야 하는 이유로 든 사실이 문장으로 확인된다.</w:t>
+        <w:t xml:space="preserve">해설: </w:t>
+      </w:r>
+      <w:r>
+        <w:rPr>
+          <w:rFonts w:ascii="맑은 고딕" w:hAnsi="맑은 고딕" w:eastAsia="맑은 고딕"/>
+          <w:b/>
+          <w:sz w:val="21"/>
+        </w:rPr>
+        <w:t xml:space="preserve">"아마도"라고 말한다.</w:t>
+      </w:r>
+      <w:r>
+        <w:rPr>
+          <w:rFonts w:ascii="맑은 고딕" w:hAnsi="맑은 고딕" w:eastAsia="맑은 고딕"/>
+          <w:sz w:val="21"/>
+        </w:rPr>
+        <w:t xml:space="preserve"> Standby는 Primary가 죽은 것인지 네트워크가 끊긴 것인지 구별할 수 없다. 14장에서 관측자가 제3의 위치에 있어야 하는 이유로 든 사실이 문장으로 확인된다.</w:t>
       </w:r>
     </w:p>
     <w:p>
@@ -697,7 +1345,21 @@
           <w:rFonts w:ascii="맑은 고딕" w:hAnsi="맑은 고딕" w:eastAsia="맑은 고딕"/>
           <w:sz w:val="21"/>
         </w:rPr>
-        <w:t>해설: `ERROR_CODE &lt;&gt; 0` 조건은 유용하지만 만능이 아니다. 재해 상황의 핵심 메시지가 이 필터에 걸리지 않는다.</w:t>
+        <w:t xml:space="preserve">해설: </w:t>
+      </w:r>
+      <w:r>
+        <w:rPr>
+          <w:rFonts w:ascii="Consolas" w:hAnsi="Consolas" w:eastAsia="맑은 고딕"/>
+          <w:sz w:val="21"/>
+        </w:rPr>
+        <w:t xml:space="preserve">ERROR_CODE &lt;&gt; 0</w:t>
+      </w:r>
+      <w:r>
+        <w:rPr>
+          <w:rFonts w:ascii="맑은 고딕" w:hAnsi="맑은 고딕" w:eastAsia="맑은 고딕"/>
+          <w:sz w:val="21"/>
+        </w:rPr>
+        <w:t xml:space="preserve"> 조건은 유용하지만 만능이 아니다. 재해 상황의 핵심 메시지가 이 필터에 걸리지 않는다.</w:t>
       </w:r>
     </w:p>
     <w:p>
@@ -716,7 +1378,50 @@
           <w:rFonts w:ascii="맑은 고딕" w:hAnsi="맑은 고딕" w:eastAsia="맑은 고딕"/>
           <w:sz w:val="21"/>
         </w:rPr>
-        <w:t>해설: SQL*Plus는 `ORA-01034`, Broker는 `ORA-1034`다. **같은 오류를 도구마다 다르게 적는다.** 문자열로 비교하는 스크립트라면 걸린다.</w:t>
+        <w:t xml:space="preserve">해설: SQL*Plus는 </w:t>
+      </w:r>
+      <w:r>
+        <w:rPr>
+          <w:rFonts w:ascii="Consolas" w:hAnsi="Consolas" w:eastAsia="맑은 고딕"/>
+          <w:sz w:val="21"/>
+        </w:rPr>
+        <w:t xml:space="preserve">ORA-01034</w:t>
+      </w:r>
+      <w:r>
+        <w:rPr>
+          <w:rFonts w:ascii="맑은 고딕" w:hAnsi="맑은 고딕" w:eastAsia="맑은 고딕"/>
+          <w:sz w:val="21"/>
+        </w:rPr>
+        <w:t xml:space="preserve">, Broker는 </w:t>
+      </w:r>
+      <w:r>
+        <w:rPr>
+          <w:rFonts w:ascii="Consolas" w:hAnsi="Consolas" w:eastAsia="맑은 고딕"/>
+          <w:sz w:val="21"/>
+        </w:rPr>
+        <w:t xml:space="preserve">ORA-1034</w:t>
+      </w:r>
+      <w:r>
+        <w:rPr>
+          <w:rFonts w:ascii="맑은 고딕" w:hAnsi="맑은 고딕" w:eastAsia="맑은 고딕"/>
+          <w:sz w:val="21"/>
+        </w:rPr>
+        <w:t xml:space="preserve">다. </w:t>
+      </w:r>
+      <w:r>
+        <w:rPr>
+          <w:rFonts w:ascii="맑은 고딕" w:hAnsi="맑은 고딕" w:eastAsia="맑은 고딕"/>
+          <w:b/>
+          <w:sz w:val="21"/>
+        </w:rPr>
+        <w:t xml:space="preserve">같은 오류를 도구마다 다르게 적는다.</w:t>
+      </w:r>
+      <w:r>
+        <w:rPr>
+          <w:rFonts w:ascii="맑은 고딕" w:hAnsi="맑은 고딕" w:eastAsia="맑은 고딕"/>
+          <w:sz w:val="21"/>
+        </w:rPr>
+        <w:t xml:space="preserve"> 문자열로 비교하는 스크립트라면 걸린다.</w:t>
       </w:r>
     </w:p>
     <w:p>
@@ -735,7 +1440,63 @@
           <w:rFonts w:ascii="맑은 고딕" w:hAnsi="맑은 고딕" w:eastAsia="맑은 고딕"/>
           <w:sz w:val="21"/>
         </w:rPr>
-        <w:t>해설: 괄호 안이 바뀌었다. 지금까지는 `(Primary Running)`이었다. 같은 출력에서 `Ready for Switchover`는 `No`이고 chicago 관련 항목은 전부 `Unknown`이다.</w:t>
+        <w:t xml:space="preserve">해설: 괄호 안이 바뀌었다. 지금까지는 </w:t>
+      </w:r>
+      <w:r>
+        <w:rPr>
+          <w:rFonts w:ascii="Consolas" w:hAnsi="Consolas" w:eastAsia="맑은 고딕"/>
+          <w:sz w:val="21"/>
+        </w:rPr>
+        <w:t xml:space="preserve">(Primary Running)</w:t>
+      </w:r>
+      <w:r>
+        <w:rPr>
+          <w:rFonts w:ascii="맑은 고딕" w:hAnsi="맑은 고딕" w:eastAsia="맑은 고딕"/>
+          <w:sz w:val="21"/>
+        </w:rPr>
+        <w:t xml:space="preserve">이었다. 같은 출력에서 </w:t>
+      </w:r>
+      <w:r>
+        <w:rPr>
+          <w:rFonts w:ascii="Consolas" w:hAnsi="Consolas" w:eastAsia="맑은 고딕"/>
+          <w:sz w:val="21"/>
+        </w:rPr>
+        <w:t xml:space="preserve">Ready for Switchover</w:t>
+      </w:r>
+      <w:r>
+        <w:rPr>
+          <w:rFonts w:ascii="맑은 고딕" w:hAnsi="맑은 고딕" w:eastAsia="맑은 고딕"/>
+          <w:sz w:val="21"/>
+        </w:rPr>
+        <w:t xml:space="preserve">는 </w:t>
+      </w:r>
+      <w:r>
+        <w:rPr>
+          <w:rFonts w:ascii="Consolas" w:hAnsi="Consolas" w:eastAsia="맑은 고딕"/>
+          <w:sz w:val="21"/>
+        </w:rPr>
+        <w:t xml:space="preserve">No</w:t>
+      </w:r>
+      <w:r>
+        <w:rPr>
+          <w:rFonts w:ascii="맑은 고딕" w:hAnsi="맑은 고딕" w:eastAsia="맑은 고딕"/>
+          <w:sz w:val="21"/>
+        </w:rPr>
+        <w:t xml:space="preserve">이고 chicago 관련 항목은 전부 </w:t>
+      </w:r>
+      <w:r>
+        <w:rPr>
+          <w:rFonts w:ascii="Consolas" w:hAnsi="Consolas" w:eastAsia="맑은 고딕"/>
+          <w:sz w:val="21"/>
+        </w:rPr>
+        <w:t xml:space="preserve">Unknown</w:t>
+      </w:r>
+      <w:r>
+        <w:rPr>
+          <w:rFonts w:ascii="맑은 고딕" w:hAnsi="맑은 고딕" w:eastAsia="맑은 고딕"/>
+          <w:sz w:val="21"/>
+        </w:rPr>
+        <w:t xml:space="preserve">이다.</w:t>
       </w:r>
     </w:p>
     <w:p>
@@ -754,7 +1515,21 @@
           <w:rFonts w:ascii="맑은 고딕" w:hAnsi="맑은 고딕" w:eastAsia="맑은 고딕"/>
           <w:sz w:val="21"/>
         </w:rPr>
-        <w:t>해설: 목록에서 사라지는 것이 아니라 비활성 상태가 된다. `ORA-16661: the standby database needs to be reinstated`.</w:t>
+        <w:t xml:space="preserve">해설: 목록에서 사라지는 것이 아니라 비활성 상태가 된다. </w:t>
+      </w:r>
+      <w:r>
+        <w:rPr>
+          <w:rFonts w:ascii="Consolas" w:hAnsi="Consolas" w:eastAsia="맑은 고딕"/>
+          <w:sz w:val="21"/>
+        </w:rPr>
+        <w:t xml:space="preserve">ORA-16661: the standby database needs to be reinstated</w:t>
+      </w:r>
+      <w:r>
+        <w:rPr>
+          <w:rFonts w:ascii="맑은 고딕" w:hAnsi="맑은 고딕" w:eastAsia="맑은 고딕"/>
+          <w:sz w:val="21"/>
+        </w:rPr>
+        <w:t xml:space="preserve">.</w:t>
       </w:r>
     </w:p>
     <w:p>
@@ -773,7 +1548,38 @@
           <w:rFonts w:ascii="맑은 고딕" w:hAnsi="맑은 고딕" w:eastAsia="맑은 고딕"/>
           <w:sz w:val="21"/>
         </w:rPr>
-        <w:t>해설: **재해가 났고 Standby가 없는 상태인데 화면은 `SUCCESS`다.** 14장부터 반복한 주제가 가장 극단적으로 나타난 장면이다.</w:t>
+        <w:t xml:space="preserve">해설: </w:t>
+      </w:r>
+      <w:r>
+        <w:rPr>
+          <w:rFonts w:ascii="맑은 고딕" w:hAnsi="맑은 고딕" w:eastAsia="맑은 고딕"/>
+          <w:b/>
+          <w:sz w:val="21"/>
+        </w:rPr>
+        <w:t xml:space="preserve">재해가 났고 Standby가 없는 상태인데 화면은 </w:t>
+      </w:r>
+      <w:r>
+        <w:rPr>
+          <w:rFonts w:ascii="Consolas" w:hAnsi="Consolas" w:eastAsia="맑은 고딕"/>
+          <w:b/>
+          <w:sz w:val="21"/>
+        </w:rPr>
+        <w:t xml:space="preserve">SUCCESS</w:t>
+      </w:r>
+      <w:r>
+        <w:rPr>
+          <w:rFonts w:ascii="맑은 고딕" w:hAnsi="맑은 고딕" w:eastAsia="맑은 고딕"/>
+          <w:b/>
+          <w:sz w:val="21"/>
+        </w:rPr>
+        <w:t xml:space="preserve">다.</w:t>
+      </w:r>
+      <w:r>
+        <w:rPr>
+          <w:rFonts w:ascii="맑은 고딕" w:hAnsi="맑은 고딕" w:eastAsia="맑은 고딕"/>
+          <w:sz w:val="21"/>
+        </w:rPr>
+        <w:t xml:space="preserve"> 14장부터 반복한 주제가 가장 극단적으로 나타난 장면이다.</w:t>
       </w:r>
     </w:p>
     <w:p>
@@ -792,7 +1598,21 @@
           <w:rFonts w:ascii="맑은 고딕" w:hAnsi="맑은 고딕" w:eastAsia="맑은 고딕"/>
           <w:sz w:val="21"/>
         </w:rPr>
-        <w:t>해설: Reinstate는 대상에서 플래시백을 수행해야 하므로 인스턴스가 살아 있어야 한다. 다만 `MOUNT`까지만이다.</w:t>
+        <w:t xml:space="preserve">해설: Reinstate는 대상에서 플래시백을 수행해야 하므로 인스턴스가 살아 있어야 한다. 다만 </w:t>
+      </w:r>
+      <w:r>
+        <w:rPr>
+          <w:rFonts w:ascii="Consolas" w:hAnsi="Consolas" w:eastAsia="맑은 고딕"/>
+          <w:sz w:val="21"/>
+        </w:rPr>
+        <w:t xml:space="preserve">MOUNT</w:t>
+      </w:r>
+      <w:r>
+        <w:rPr>
+          <w:rFonts w:ascii="맑은 고딕" w:hAnsi="맑은 고딕" w:eastAsia="맑은 고딕"/>
+          <w:sz w:val="21"/>
+        </w:rPr>
+        <w:t xml:space="preserve">까지만이다.</w:t>
       </w:r>
     </w:p>
     <w:p>
@@ -810,7 +1630,23 @@
           <w:b/>
           <w:sz w:val="21"/>
         </w:rPr>
-        <w:t>[상-01] 정답: ① `OPEN RESETLOGS`로 새 인큐네이션이 시작돼 시퀀스가 다시 매겨졌다</w:t>
+        <w:t xml:space="preserve">[상-01] 정답: ① </w:t>
+      </w:r>
+      <w:r>
+        <w:rPr>
+          <w:rFonts w:ascii="Consolas" w:hAnsi="Consolas" w:eastAsia="맑은 고딕"/>
+          <w:b/>
+          <w:sz w:val="21"/>
+        </w:rPr>
+        <w:t xml:space="preserve">OPEN RESETLOGS</w:t>
+      </w:r>
+      <w:r>
+        <w:rPr>
+          <w:rFonts w:ascii="맑은 고딕" w:hAnsi="맑은 고딕" w:eastAsia="맑은 고딕"/>
+          <w:b/>
+          <w:sz w:val="21"/>
+        </w:rPr>
+        <w:t xml:space="preserve">로 새 인큐네이션이 시작돼 시퀀스가 다시 매겨졌다</w:t>
       </w:r>
     </w:p>
     <w:p>
@@ -819,7 +1655,21 @@
           <w:rFonts w:ascii="맑은 고딕" w:hAnsi="맑은 고딕" w:eastAsia="맑은 고딕"/>
           <w:sz w:val="21"/>
         </w:rPr>
-        <w:t>해설: 전환 전에는 95였다. 5장에서 `RESETLOGS_ID`를 다룰 때 배운 개념이 여기서 실제로 나타났다.</w:t>
+        <w:t xml:space="preserve">해설: 전환 전에는 95였다. 5장에서 </w:t>
+      </w:r>
+      <w:r>
+        <w:rPr>
+          <w:rFonts w:ascii="Consolas" w:hAnsi="Consolas" w:eastAsia="맑은 고딕"/>
+          <w:sz w:val="21"/>
+        </w:rPr>
+        <w:t xml:space="preserve">RESETLOGS_ID</w:t>
+      </w:r>
+      <w:r>
+        <w:rPr>
+          <w:rFonts w:ascii="맑은 고딕" w:hAnsi="맑은 고딕" w:eastAsia="맑은 고딕"/>
+          <w:sz w:val="21"/>
+        </w:rPr>
+        <w:t xml:space="preserve">를 다룰 때 배운 개념이 여기서 실제로 나타났다.</w:t>
       </w:r>
     </w:p>
     <w:p>
@@ -829,7 +1679,23 @@
           <w:b/>
           <w:sz w:val="21"/>
         </w:rPr>
-        <w:t>[상-02] 정답: ④ 두 `SEQUENCE#` 비교의 기준선을 새로 잡아야 한다</w:t>
+        <w:t xml:space="preserve">[상-02] 정답: ④ 두 </w:t>
+      </w:r>
+      <w:r>
+        <w:rPr>
+          <w:rFonts w:ascii="Consolas" w:hAnsi="Consolas" w:eastAsia="맑은 고딕"/>
+          <w:b/>
+          <w:sz w:val="21"/>
+        </w:rPr>
+        <w:t xml:space="preserve">SEQUENCE#</w:t>
+      </w:r>
+      <w:r>
+        <w:rPr>
+          <w:rFonts w:ascii="맑은 고딕" w:hAnsi="맑은 고딕" w:eastAsia="맑은 고딕"/>
+          <w:b/>
+          <w:sz w:val="21"/>
+        </w:rPr>
+        <w:t xml:space="preserve"> 비교의 기준선을 새로 잡아야 한다</w:t>
       </w:r>
     </w:p>
     <w:p>
@@ -838,7 +1704,63 @@
           <w:rFonts w:ascii="맑은 고딕" w:hAnsi="맑은 고딕" w:eastAsia="맑은 고딕"/>
           <w:sz w:val="21"/>
         </w:rPr>
-        <w:t>해설: 15장의 점검표는 Primary의 `CUR_SEQ`와 Standby의 `MRP0` 시퀀스를 비교했다. Failover 직후에는 그 비교가 무의미하므로 `RESETLOGS_ID`나 `RESETLOGS_CHANGE#`도 함께 봐야 한다.</w:t>
+        <w:t xml:space="preserve">해설: 15장의 점검표는 Primary의 </w:t>
+      </w:r>
+      <w:r>
+        <w:rPr>
+          <w:rFonts w:ascii="Consolas" w:hAnsi="Consolas" w:eastAsia="맑은 고딕"/>
+          <w:sz w:val="21"/>
+        </w:rPr>
+        <w:t xml:space="preserve">CUR_SEQ</w:t>
+      </w:r>
+      <w:r>
+        <w:rPr>
+          <w:rFonts w:ascii="맑은 고딕" w:hAnsi="맑은 고딕" w:eastAsia="맑은 고딕"/>
+          <w:sz w:val="21"/>
+        </w:rPr>
+        <w:t xml:space="preserve">와 Standby의 </w:t>
+      </w:r>
+      <w:r>
+        <w:rPr>
+          <w:rFonts w:ascii="Consolas" w:hAnsi="Consolas" w:eastAsia="맑은 고딕"/>
+          <w:sz w:val="21"/>
+        </w:rPr>
+        <w:t xml:space="preserve">MRP0</w:t>
+      </w:r>
+      <w:r>
+        <w:rPr>
+          <w:rFonts w:ascii="맑은 고딕" w:hAnsi="맑은 고딕" w:eastAsia="맑은 고딕"/>
+          <w:sz w:val="21"/>
+        </w:rPr>
+        <w:t xml:space="preserve"> 시퀀스를 비교했다. Failover 직후에는 그 비교가 무의미하므로 </w:t>
+      </w:r>
+      <w:r>
+        <w:rPr>
+          <w:rFonts w:ascii="Consolas" w:hAnsi="Consolas" w:eastAsia="맑은 고딕"/>
+          <w:sz w:val="21"/>
+        </w:rPr>
+        <w:t xml:space="preserve">RESETLOGS_ID</w:t>
+      </w:r>
+      <w:r>
+        <w:rPr>
+          <w:rFonts w:ascii="맑은 고딕" w:hAnsi="맑은 고딕" w:eastAsia="맑은 고딕"/>
+          <w:sz w:val="21"/>
+        </w:rPr>
+        <w:t xml:space="preserve">나 </w:t>
+      </w:r>
+      <w:r>
+        <w:rPr>
+          <w:rFonts w:ascii="Consolas" w:hAnsi="Consolas" w:eastAsia="맑은 고딕"/>
+          <w:sz w:val="21"/>
+        </w:rPr>
+        <w:t xml:space="preserve">RESETLOGS_CHANGE#</w:t>
+      </w:r>
+      <w:r>
+        <w:rPr>
+          <w:rFonts w:ascii="맑은 고딕" w:hAnsi="맑은 고딕" w:eastAsia="맑은 고딕"/>
+          <w:sz w:val="21"/>
+        </w:rPr>
+        <w:t xml:space="preserve">도 함께 봐야 한다.</w:t>
       </w:r>
     </w:p>
     <w:p>
@@ -857,7 +1779,36 @@
           <w:rFonts w:ascii="맑은 고딕" w:hAnsi="맑은 고딕" w:eastAsia="맑은 고딕"/>
           <w:sz w:val="21"/>
         </w:rPr>
-        <w:t>해설: 실측에서 강제 종료 직전에 커밋한 `id=97`이 살아남았다. **다만 이것은 보장이 아니다.** 부하가 높거나 네트워크가 느렸다면 결과가 달랐을 것이다.</w:t>
+        <w:t xml:space="preserve">해설: 실측에서 강제 종료 직전에 커밋한 </w:t>
+      </w:r>
+      <w:r>
+        <w:rPr>
+          <w:rFonts w:ascii="Consolas" w:hAnsi="Consolas" w:eastAsia="맑은 고딕"/>
+          <w:sz w:val="21"/>
+        </w:rPr>
+        <w:t xml:space="preserve">id=97</w:t>
+      </w:r>
+      <w:r>
+        <w:rPr>
+          <w:rFonts w:ascii="맑은 고딕" w:hAnsi="맑은 고딕" w:eastAsia="맑은 고딕"/>
+          <w:sz w:val="21"/>
+        </w:rPr>
+        <w:t xml:space="preserve">이 살아남았다. </w:t>
+      </w:r>
+      <w:r>
+        <w:rPr>
+          <w:rFonts w:ascii="맑은 고딕" w:hAnsi="맑은 고딕" w:eastAsia="맑은 고딕"/>
+          <w:b/>
+          <w:sz w:val="21"/>
+        </w:rPr>
+        <w:t xml:space="preserve">다만 이것은 보장이 아니다.</w:t>
+      </w:r>
+      <w:r>
+        <w:rPr>
+          <w:rFonts w:ascii="맑은 고딕" w:hAnsi="맑은 고딕" w:eastAsia="맑은 고딕"/>
+          <w:sz w:val="21"/>
+        </w:rPr>
+        <w:t xml:space="preserve"> 부하가 높거나 네트워크가 느렸다면 결과가 달랐을 것이다.</w:t>
       </w:r>
     </w:p>
     <w:p>
@@ -876,7 +1827,35 @@
           <w:rFonts w:ascii="맑은 고딕" w:hAnsi="맑은 고딕" w:eastAsia="맑은 고딕"/>
           <w:sz w:val="21"/>
         </w:rPr>
-        <w:t>해설: 8장에서 다룬 대로 `AFFIRM`으로 Standby의 쓰기 완료를 기다려야 무손실이 보장된다. `MaxPerformance`는 성능을 위해 그것을 포기한 모드다.</w:t>
+        <w:t xml:space="preserve">해설: 8장에서 다룬 대로 </w:t>
+      </w:r>
+      <w:r>
+        <w:rPr>
+          <w:rFonts w:ascii="Consolas" w:hAnsi="Consolas" w:eastAsia="맑은 고딕"/>
+          <w:sz w:val="21"/>
+        </w:rPr>
+        <w:t xml:space="preserve">AFFIRM</w:t>
+      </w:r>
+      <w:r>
+        <w:rPr>
+          <w:rFonts w:ascii="맑은 고딕" w:hAnsi="맑은 고딕" w:eastAsia="맑은 고딕"/>
+          <w:sz w:val="21"/>
+        </w:rPr>
+        <w:t xml:space="preserve">으로 Standby의 쓰기 완료를 기다려야 무손실이 보장된다. </w:t>
+      </w:r>
+      <w:r>
+        <w:rPr>
+          <w:rFonts w:ascii="Consolas" w:hAnsi="Consolas" w:eastAsia="맑은 고딕"/>
+          <w:sz w:val="21"/>
+        </w:rPr>
+        <w:t xml:space="preserve">MaxPerformance</w:t>
+      </w:r>
+      <w:r>
+        <w:rPr>
+          <w:rFonts w:ascii="맑은 고딕" w:hAnsi="맑은 고딕" w:eastAsia="맑은 고딕"/>
+          <w:sz w:val="21"/>
+        </w:rPr>
+        <w:t xml:space="preserve">는 성능을 위해 그것을 포기한 모드다.</w:t>
       </w:r>
     </w:p>
     <w:p>
@@ -895,7 +1874,21 @@
           <w:rFonts w:ascii="맑은 고딕" w:hAnsi="맑은 고딕" w:eastAsia="맑은 고딕"/>
           <w:sz w:val="21"/>
         </w:rPr>
-        <w:t>해설: Reinstate 전이므로 자기 인큐네이션의 정보만 가지고 있다. 같은 조회에서 `FLASHBACK_ON=YES`인 것이 Reinstate 가능 여부를 가른다.</w:t>
+        <w:t xml:space="preserve">해설: Reinstate 전이므로 자기 인큐네이션의 정보만 가지고 있다. 같은 조회에서 </w:t>
+      </w:r>
+      <w:r>
+        <w:rPr>
+          <w:rFonts w:ascii="Consolas" w:hAnsi="Consolas" w:eastAsia="맑은 고딕"/>
+          <w:sz w:val="21"/>
+        </w:rPr>
+        <w:t xml:space="preserve">FLASHBACK_ON=YES</w:t>
+      </w:r>
+      <w:r>
+        <w:rPr>
+          <w:rFonts w:ascii="맑은 고딕" w:hAnsi="맑은 고딕" w:eastAsia="맑은 고딕"/>
+          <w:sz w:val="21"/>
+        </w:rPr>
+        <w:t xml:space="preserve">인 것이 Reinstate 가능 여부를 가른다.</w:t>
       </w:r>
     </w:p>
     <w:p>
@@ -933,7 +1926,35 @@
           <w:rFonts w:ascii="맑은 고딕" w:hAnsi="맑은 고딕" w:eastAsia="맑은 고딕"/>
           <w:sz w:val="21"/>
         </w:rPr>
-        <w:t>해설: 출력에서 `Operation requires start up of instance "chicago"`부터 `Database opened.`까지가 그 구간이다. Failover에는 그 상대가 없어 두 줄로 끝난다.</w:t>
+        <w:t xml:space="preserve">해설: 출력에서 </w:t>
+      </w:r>
+      <w:r>
+        <w:rPr>
+          <w:rFonts w:ascii="Consolas" w:hAnsi="Consolas" w:eastAsia="맑은 고딕"/>
+          <w:sz w:val="21"/>
+        </w:rPr>
+        <w:t xml:space="preserve">Operation requires start up of instance "chicago"</w:t>
+      </w:r>
+      <w:r>
+        <w:rPr>
+          <w:rFonts w:ascii="맑은 고딕" w:hAnsi="맑은 고딕" w:eastAsia="맑은 고딕"/>
+          <w:sz w:val="21"/>
+        </w:rPr>
+        <w:t xml:space="preserve">부터 </w:t>
+      </w:r>
+      <w:r>
+        <w:rPr>
+          <w:rFonts w:ascii="Consolas" w:hAnsi="Consolas" w:eastAsia="맑은 고딕"/>
+          <w:sz w:val="21"/>
+        </w:rPr>
+        <w:t xml:space="preserve">Database opened.</w:t>
+      </w:r>
+      <w:r>
+        <w:rPr>
+          <w:rFonts w:ascii="맑은 고딕" w:hAnsi="맑은 고딕" w:eastAsia="맑은 고딕"/>
+          <w:sz w:val="21"/>
+        </w:rPr>
+        <w:t xml:space="preserve">까지가 그 구간이다. Failover에는 그 상대가 없어 두 줄로 끝난다.</w:t>
       </w:r>
     </w:p>
     <w:p>
@@ -952,7 +1973,63 @@
           <w:rFonts w:ascii="맑은 고딕" w:hAnsi="맑은 고딕" w:eastAsia="맑은 고딕"/>
           <w:sz w:val="21"/>
         </w:rPr>
-        <w:t>해설: `status updated 21 seconds ago`가 신호다. 실측에서 1분 뒤 조회하면 `SUCCESS`였고 `Real Time Query: ON`, 두 지연 0이었다. 15장에서 `ORA-16778`을 다룰 때 배운 것과 같다.</w:t>
+        <w:t xml:space="preserve">해설: </w:t>
+      </w:r>
+      <w:r>
+        <w:rPr>
+          <w:rFonts w:ascii="Consolas" w:hAnsi="Consolas" w:eastAsia="맑은 고딕"/>
+          <w:sz w:val="21"/>
+        </w:rPr>
+        <w:t xml:space="preserve">status updated 21 seconds ago</w:t>
+      </w:r>
+      <w:r>
+        <w:rPr>
+          <w:rFonts w:ascii="맑은 고딕" w:hAnsi="맑은 고딕" w:eastAsia="맑은 고딕"/>
+          <w:sz w:val="21"/>
+        </w:rPr>
+        <w:t xml:space="preserve">가 신호다. 실측에서 1분 뒤 조회하면 </w:t>
+      </w:r>
+      <w:r>
+        <w:rPr>
+          <w:rFonts w:ascii="Consolas" w:hAnsi="Consolas" w:eastAsia="맑은 고딕"/>
+          <w:sz w:val="21"/>
+        </w:rPr>
+        <w:t xml:space="preserve">SUCCESS</w:t>
+      </w:r>
+      <w:r>
+        <w:rPr>
+          <w:rFonts w:ascii="맑은 고딕" w:hAnsi="맑은 고딕" w:eastAsia="맑은 고딕"/>
+          <w:sz w:val="21"/>
+        </w:rPr>
+        <w:t xml:space="preserve">였고 </w:t>
+      </w:r>
+      <w:r>
+        <w:rPr>
+          <w:rFonts w:ascii="Consolas" w:hAnsi="Consolas" w:eastAsia="맑은 고딕"/>
+          <w:sz w:val="21"/>
+        </w:rPr>
+        <w:t xml:space="preserve">Real Time Query: ON</w:t>
+      </w:r>
+      <w:r>
+        <w:rPr>
+          <w:rFonts w:ascii="맑은 고딕" w:hAnsi="맑은 고딕" w:eastAsia="맑은 고딕"/>
+          <w:sz w:val="21"/>
+        </w:rPr>
+        <w:t xml:space="preserve">, 두 지연 0이었다. 15장에서 </w:t>
+      </w:r>
+      <w:r>
+        <w:rPr>
+          <w:rFonts w:ascii="Consolas" w:hAnsi="Consolas" w:eastAsia="맑은 고딕"/>
+          <w:sz w:val="21"/>
+        </w:rPr>
+        <w:t xml:space="preserve">ORA-16778</w:t>
+      </w:r>
+      <w:r>
+        <w:rPr>
+          <w:rFonts w:ascii="맑은 고딕" w:hAnsi="맑은 고딕" w:eastAsia="맑은 고딕"/>
+          <w:sz w:val="21"/>
+        </w:rPr>
+        <w:t xml:space="preserve">을 다룰 때 배운 것과 같다.</w:t>
       </w:r>
     </w:p>
     <w:p>
@@ -971,7 +2048,35 @@
           <w:rFonts w:ascii="맑은 고딕" w:hAnsi="맑은 고딕" w:eastAsia="맑은 고딕"/>
           <w:sz w:val="21"/>
         </w:rPr>
-        <w:t>해설: 인큐네이션이 바뀌었으므로 이전 백업으로는 새 시점까지 복구할 수 없는 구간이 생긴다. `RESETLOGS_TIME`과 `RESETLOGS_CHANGE#`를 기록해 두는 것도 같은 이유다.</w:t>
+        <w:t xml:space="preserve">해설: 인큐네이션이 바뀌었으므로 이전 백업으로는 새 시점까지 복구할 수 없는 구간이 생긴다. </w:t>
+      </w:r>
+      <w:r>
+        <w:rPr>
+          <w:rFonts w:ascii="Consolas" w:hAnsi="Consolas" w:eastAsia="맑은 고딕"/>
+          <w:sz w:val="21"/>
+        </w:rPr>
+        <w:t xml:space="preserve">RESETLOGS_TIME</w:t>
+      </w:r>
+      <w:r>
+        <w:rPr>
+          <w:rFonts w:ascii="맑은 고딕" w:hAnsi="맑은 고딕" w:eastAsia="맑은 고딕"/>
+          <w:sz w:val="21"/>
+        </w:rPr>
+        <w:t xml:space="preserve">과 </w:t>
+      </w:r>
+      <w:r>
+        <w:rPr>
+          <w:rFonts w:ascii="Consolas" w:hAnsi="Consolas" w:eastAsia="맑은 고딕"/>
+          <w:sz w:val="21"/>
+        </w:rPr>
+        <w:t xml:space="preserve">RESETLOGS_CHANGE#</w:t>
+      </w:r>
+      <w:r>
+        <w:rPr>
+          <w:rFonts w:ascii="맑은 고딕" w:hAnsi="맑은 고딕" w:eastAsia="맑은 고딕"/>
+          <w:sz w:val="21"/>
+        </w:rPr>
+        <w:t xml:space="preserve">를 기록해 두는 것도 같은 이유다.</w:t>
       </w:r>
     </w:p>
     <w:p>
@@ -990,10 +2095,27 @@
           <w:rFonts w:ascii="맑은 고딕" w:hAnsi="맑은 고딕" w:eastAsia="맑은 고딕"/>
           <w:sz w:val="21"/>
         </w:rPr>
-        <w:t>해설: 전환 자체는 한 줄이고 1분이면 끝난다. 실무에서 문제가 되는 것은 그다음이다. 훈련은 **되돌리는 것까지** 포함하며, 소요 시간과 각 단계의 출력을 기록해 다음 RTO 산정의 근거로 삼는다.</w:t>
+        <w:t xml:space="preserve">해설: 전환 자체는 한 줄이고 1분이면 끝난다. 실무에서 문제가 되는 것은 그다음이다. 훈련은 </w:t>
+      </w:r>
+      <w:r>
+        <w:rPr>
+          <w:rFonts w:ascii="맑은 고딕" w:hAnsi="맑은 고딕" w:eastAsia="맑은 고딕"/>
+          <w:b/>
+          <w:sz w:val="21"/>
+        </w:rPr>
+        <w:t xml:space="preserve">되돌리는 것까지</w:t>
+      </w:r>
+      <w:r>
+        <w:rPr>
+          <w:rFonts w:ascii="맑은 고딕" w:hAnsi="맑은 고딕" w:eastAsia="맑은 고딕"/>
+          <w:sz w:val="21"/>
+        </w:rPr>
+        <w:t xml:space="preserve"> 포함하며, 소요 시간과 각 단계의 출력을 기록해 다음 RTO 산정의 근거로 삼는다.</w:t>
       </w:r>
     </w:p>
     <w:sectPr>
+      <w:headerReference w:type="default" r:id="rId9"/>
+      <w:footerReference w:type="default" r:id="rId10"/>
       <w:pgSz w:w="12240" w:h="15840"/>
       <w:pgMar w:top="1440" w:right="1800" w:bottom="1440" w:left="1800" w:header="720" w:footer="720" w:gutter="0"/>
       <w:cols w:space="720"/>
@@ -1001,6 +2123,26 @@
     </w:sectPr>
   </w:body>
 </w:document>
+</file>
+
+<file path=word/footer1.xml><?xml version="1.0" encoding="utf-8"?>
+<w:ftr xmlns:m="http://schemas.openxmlformats.org/officeDocument/2006/math" xmlns:mc="http://schemas.openxmlformats.org/markup-compatibility/2006" xmlns:mo="http://schemas.microsoft.com/office/mac/office/2008/main" xmlns:mv="urn:schemas-microsoft-com:mac:vml" xmlns:o="urn:schemas-microsoft-com:office:office" xmlns:r="http://schemas.openxmlformats.org/officeDocument/2006/relationships" xmlns:v="urn:schemas-microsoft-com:vml" xmlns:w10="urn:schemas-microsoft-com:office:word" xmlns:w14="http://schemas.microsoft.com/office/word/2010/wordml" xmlns:w="http://schemas.openxmlformats.org/wordprocessingml/2006/main" xmlns:wne="http://schemas.microsoft.com/office/word/2006/wordml" xmlns:wp14="http://schemas.microsoft.com/office/word/2010/wordprocessingDrawing" xmlns:wp="http://schemas.openxmlformats.org/drawingml/2006/wordprocessingDrawing" xmlns:wpc="http://schemas.microsoft.com/office/word/2010/wordprocessingCanvas" xmlns:wpg="http://schemas.microsoft.com/office/word/2010/wordprocessingGroup" xmlns:wpi="http://schemas.microsoft.com/office/word/2010/wordprocessingInk" xmlns:wps="http://schemas.microsoft.com/office/word/2010/wordprocessingShape" mc:Ignorable="w14 wp14">
+  <w:p>
+    <w:pPr>
+      <w:pStyle w:val="Footer"/>
+    </w:pPr>
+  </w:p>
+</w:ftr>
+</file>
+
+<file path=word/header1.xml><?xml version="1.0" encoding="utf-8"?>
+<w:hdr xmlns:m="http://schemas.openxmlformats.org/officeDocument/2006/math" xmlns:mc="http://schemas.openxmlformats.org/markup-compatibility/2006" xmlns:mo="http://schemas.microsoft.com/office/mac/office/2008/main" xmlns:mv="urn:schemas-microsoft-com:mac:vml" xmlns:o="urn:schemas-microsoft-com:office:office" xmlns:r="http://schemas.openxmlformats.org/officeDocument/2006/relationships" xmlns:v="urn:schemas-microsoft-com:vml" xmlns:w10="urn:schemas-microsoft-com:office:word" xmlns:w14="http://schemas.microsoft.com/office/word/2010/wordml" xmlns:w="http://schemas.openxmlformats.org/wordprocessingml/2006/main" xmlns:wne="http://schemas.microsoft.com/office/word/2006/wordml" xmlns:wp14="http://schemas.microsoft.com/office/word/2010/wordprocessingDrawing" xmlns:wp="http://schemas.openxmlformats.org/drawingml/2006/wordprocessingDrawing" xmlns:wpc="http://schemas.microsoft.com/office/word/2010/wordprocessingCanvas" xmlns:wpg="http://schemas.microsoft.com/office/word/2010/wordprocessingGroup" xmlns:wpi="http://schemas.microsoft.com/office/word/2010/wordprocessingInk" xmlns:wps="http://schemas.microsoft.com/office/word/2010/wordprocessingShape" mc:Ignorable="w14 wp14">
+  <w:p>
+    <w:pPr>
+      <w:pStyle w:val="Header"/>
+    </w:pPr>
+  </w:p>
+</w:hdr>
 </file>
 
 <file path=word/numbering.xml><?xml version="1.0" encoding="utf-8"?>

--- a/ADG/16장/16장_실습문제_정답.docx
+++ b/ADG/16장/16장_실습문제_정답.docx
@@ -34,7 +34,7 @@
           <w:b/>
           <w:sz w:val="21"/>
         </w:rPr>
-        <w:t>[하-01] 정답: ① Switchover</w:t>
+        <w:t>[하-01] 정답: ② Switchover</w:t>
       </w:r>
     </w:p>
     <w:p>
@@ -53,7 +53,7 @@
           <w:b/>
           <w:sz w:val="21"/>
         </w:rPr>
-        <w:t>[하-02] 정답: ① Failover</w:t>
+        <w:t>[하-02] 정답: ② Failover</w:t>
       </w:r>
     </w:p>
     <w:p>
@@ -62,7 +62,21 @@
           <w:rFonts w:ascii="맑은 고딕" w:hAnsi="맑은 고딕" w:eastAsia="맑은 고딕"/>
           <w:sz w:val="21"/>
         </w:rPr>
-        <w:t>해설: Standby가 받은 데까지만 살린다. 옛 Primary는 버려지거나 `REINSTATE`가 필요하다.</w:t>
+        <w:t xml:space="preserve">해설: Standby가 받은 데까지만 살린다. 옛 Primary는 버려지거나 </w:t>
+      </w:r>
+      <w:r>
+        <w:rPr>
+          <w:rFonts w:ascii="Consolas" w:hAnsi="Consolas" w:eastAsia="맑은 고딕"/>
+          <w:sz w:val="21"/>
+        </w:rPr>
+        <w:t xml:space="preserve">REINSTATE</w:t>
+      </w:r>
+      <w:r>
+        <w:rPr>
+          <w:rFonts w:ascii="맑은 고딕" w:hAnsi="맑은 고딕" w:eastAsia="맑은 고딕"/>
+          <w:sz w:val="21"/>
+        </w:rPr>
+        <w:t xml:space="preserve">가 필요하다.</w:t>
       </w:r>
     </w:p>
     <w:p>
@@ -81,7 +95,35 @@
           <w:rFonts w:ascii="맑은 고딕" w:hAnsi="맑은 고딕" w:eastAsia="맑은 고딕"/>
           <w:sz w:val="21"/>
         </w:rPr>
-        <w:t>해설: "지금 Standby로 내려갈 준비가 됐다"는 뜻이다. `SESSIONS ACTIVE`라면 세션을 정리하거나 `WITH SESSION SHUTDOWN`이 필요하다.</w:t>
+        <w:t xml:space="preserve">해설: "지금 Standby로 내려갈 준비가 됐다"는 뜻이다. </w:t>
+      </w:r>
+      <w:r>
+        <w:rPr>
+          <w:rFonts w:ascii="Consolas" w:hAnsi="Consolas" w:eastAsia="맑은 고딕"/>
+          <w:sz w:val="21"/>
+        </w:rPr>
+        <w:t xml:space="preserve">SESSIONS ACTIVE</w:t>
+      </w:r>
+      <w:r>
+        <w:rPr>
+          <w:rFonts w:ascii="맑은 고딕" w:hAnsi="맑은 고딕" w:eastAsia="맑은 고딕"/>
+          <w:sz w:val="21"/>
+        </w:rPr>
+        <w:t xml:space="preserve">라면 세션을 정리하거나 </w:t>
+      </w:r>
+      <w:r>
+        <w:rPr>
+          <w:rFonts w:ascii="Consolas" w:hAnsi="Consolas" w:eastAsia="맑은 고딕"/>
+          <w:sz w:val="21"/>
+        </w:rPr>
+        <w:t xml:space="preserve">WITH SESSION SHUTDOWN</w:t>
+      </w:r>
+      <w:r>
+        <w:rPr>
+          <w:rFonts w:ascii="맑은 고딕" w:hAnsi="맑은 고딕" w:eastAsia="맑은 고딕"/>
+          <w:sz w:val="21"/>
+        </w:rPr>
+        <w:t xml:space="preserve">이 필요하다.</w:t>
       </w:r>
     </w:p>
     <w:p>
@@ -91,7 +133,7 @@
           <w:b/>
           <w:sz w:val="21"/>
         </w:rPr>
-        <w:t>[하-04] 정답: ① 정상이다 — Standby에서 전환을 시작할 수 없다는 뜻</w:t>
+        <w:t>[하-04] 정답: ③ 정상이다 — Standby에서 전환을 시작할 수 없다는 뜻</w:t>
       </w:r>
     </w:p>
     <w:p>
@@ -100,7 +142,15 @@
           <w:rFonts w:ascii="맑은 고딕" w:hAnsi="맑은 고딕" w:eastAsia="맑은 고딕"/>
           <w:sz w:val="21"/>
         </w:rPr>
-        <w:t>해설: 전환 명령은 Primary 쪽에서 낸다. 15장부터 반복한 대로 **뷰의 값이 무엇을 뜻하는지 알아야 판정할 수 있다.**</w:t>
+        <w:t xml:space="preserve">해설: 전환 명령은 Primary 쪽에서 낸다. 15장부터 반복한 대로 </w:t>
+      </w:r>
+      <w:r>
+        <w:rPr>
+          <w:rFonts w:ascii="맑은 고딕" w:hAnsi="맑은 고딕" w:eastAsia="맑은 고딕"/>
+          <w:b/>
+          <w:sz w:val="21"/>
+        </w:rPr>
+        <w:t xml:space="preserve">뷰의 값이 무엇을 뜻하는지 알아야 판정할 수 있다.</w:t>
       </w:r>
     </w:p>
     <w:p>
@@ -110,7 +160,7 @@
           <w:b/>
           <w:sz w:val="21"/>
         </w:rPr>
-        <w:t>[하-05] 정답: ① SWITCHOVER TO '&lt;대상&gt;'</w:t>
+        <w:t>[하-05] 정답: ② SWITCHOVER TO '&lt;대상&gt;'</w:t>
       </w:r>
     </w:p>
     <w:p>
@@ -119,7 +169,7 @@
           <w:rFonts w:ascii="맑은 고딕" w:hAnsi="맑은 고딕" w:eastAsia="맑은 고딕"/>
           <w:sz w:val="21"/>
         </w:rPr>
-        <w:t>해설: DGMGRL 명령이다. ②는 SQL 명령이며 Broker 환경에서 쓰면 안 된다(상-06 계열 참조).</w:t>
+        <w:t>해설: DGMGRL 명령이다. ①은 SQL 명령이며 Broker 환경에서 쓰면 안 된다(상-06 계열 참조).</w:t>
       </w:r>
     </w:p>
     <w:p>
@@ -129,7 +179,7 @@
           <w:b/>
           <w:sz w:val="21"/>
         </w:rPr>
-        <w:t>[하-06] 정답: ① 약 64초</w:t>
+        <w:t>[하-06] 정답: ③ 약 64초</w:t>
       </w:r>
     </w:p>
     <w:p>
@@ -148,7 +198,7 @@
           <w:b/>
           <w:sz w:val="21"/>
         </w:rPr>
-        <w:t>[하-07] 정답: ① 약 24초</w:t>
+        <w:t>[하-07] 정답: ③ 약 24초</w:t>
       </w:r>
     </w:p>
     <w:p>
@@ -157,7 +207,22 @@
           <w:rFonts w:ascii="맑은 고딕" w:hAnsi="맑은 고딕" w:eastAsia="맑은 고딕"/>
           <w:sz w:val="21"/>
         </w:rPr>
-        <w:t>해설: Switchover보다 훨씬 짧다. **옛 Primary와 협상하지 않기 때문**이다.</w:t>
+        <w:t xml:space="preserve">해설: Switchover보다 훨씬 짧다. </w:t>
+      </w:r>
+      <w:r>
+        <w:rPr>
+          <w:rFonts w:ascii="맑은 고딕" w:hAnsi="맑은 고딕" w:eastAsia="맑은 고딕"/>
+          <w:b/>
+          <w:sz w:val="21"/>
+        </w:rPr>
+        <w:t xml:space="preserve">옛 Primary와 협상하지 않기 때문</w:t>
+      </w:r>
+      <w:r>
+        <w:rPr>
+          <w:rFonts w:ascii="맑은 고딕" w:hAnsi="맑은 고딕" w:eastAsia="맑은 고딕"/>
+          <w:sz w:val="21"/>
+        </w:rPr>
+        <w:t xml:space="preserve">이다.</w:t>
       </w:r>
     </w:p>
     <w:p>
@@ -176,7 +241,21 @@
           <w:rFonts w:ascii="맑은 고딕" w:hAnsi="맑은 고딕" w:eastAsia="맑은 고딕"/>
           <w:sz w:val="21"/>
         </w:rPr>
-        <w:t>해설: 내부적으로 플래시백으로 되감고 역할을 바꾸고 적용을 시작한다. 명령은 `reinstate database 'chicago'` 한 줄이다.</w:t>
+        <w:t xml:space="preserve">해설: 내부적으로 플래시백으로 되감고 역할을 바꾸고 적용을 시작한다. 명령은 </w:t>
+      </w:r>
+      <w:r>
+        <w:rPr>
+          <w:rFonts w:ascii="Consolas" w:hAnsi="Consolas" w:eastAsia="맑은 고딕"/>
+          <w:sz w:val="21"/>
+        </w:rPr>
+        <w:t xml:space="preserve">reinstate database 'chicago'</w:t>
+      </w:r>
+      <w:r>
+        <w:rPr>
+          <w:rFonts w:ascii="맑은 고딕" w:hAnsi="맑은 고딕" w:eastAsia="맑은 고딕"/>
+          <w:sz w:val="21"/>
+        </w:rPr>
+        <w:t xml:space="preserve"> 한 줄이다.</w:t>
       </w:r>
     </w:p>
     <w:p>
@@ -186,7 +265,7 @@
           <w:b/>
           <w:sz w:val="21"/>
         </w:rPr>
-        <w:t>[하-09] 정답: ① 옛 Primary가 그 시점에 내려가 있다</w:t>
+        <w:t>[하-09] 정답: ④ 옛 Primary가 그 시점에 내려가 있다</w:t>
       </w:r>
     </w:p>
     <w:p>
@@ -205,7 +284,23 @@
           <w:b/>
           <w:sz w:val="21"/>
         </w:rPr>
-        <w:t>[하-10] 정답: ① 리스너의 정적 등록(`_DGMGRL`)</w:t>
+        <w:t xml:space="preserve">[하-10] 정답: ② 리스너의 정적 등록(</w:t>
+      </w:r>
+      <w:r>
+        <w:rPr>
+          <w:rFonts w:ascii="Consolas" w:hAnsi="Consolas" w:eastAsia="맑은 고딕"/>
+          <w:b/>
+          <w:sz w:val="21"/>
+        </w:rPr>
+        <w:t xml:space="preserve">_DGMGRL</w:t>
+      </w:r>
+      <w:r>
+        <w:rPr>
+          <w:rFonts w:ascii="맑은 고딕" w:hAnsi="맑은 고딕" w:eastAsia="맑은 고딕"/>
+          <w:b/>
+          <w:sz w:val="21"/>
+        </w:rPr>
+        <w:t xml:space="preserve">)</w:t>
       </w:r>
     </w:p>
     <w:p>
@@ -214,7 +309,49 @@
           <w:rFonts w:ascii="맑은 고딕" w:hAnsi="맑은 고딕" w:eastAsia="맑은 고딕"/>
           <w:sz w:val="21"/>
         </w:rPr>
-        <w:t>해설: 동적 등록은 인스턴스가 살아 있을 때만 유효하다. 13장에서 `chicago_DGMGRL`을 `listener.ora`에 적은 이유가 여기서 구체적으로 드러난다. 14장의 `VALIDATE`가 이것을 미리 시험해 준다.</w:t>
+        <w:t xml:space="preserve">해설: 동적 등록은 인스턴스가 살아 있을 때만 유효하다. 13장에서 </w:t>
+      </w:r>
+      <w:r>
+        <w:rPr>
+          <w:rFonts w:ascii="Consolas" w:hAnsi="Consolas" w:eastAsia="맑은 고딕"/>
+          <w:sz w:val="21"/>
+        </w:rPr>
+        <w:t xml:space="preserve">chicago_DGMGRL</w:t>
+      </w:r>
+      <w:r>
+        <w:rPr>
+          <w:rFonts w:ascii="맑은 고딕" w:hAnsi="맑은 고딕" w:eastAsia="맑은 고딕"/>
+          <w:sz w:val="21"/>
+        </w:rPr>
+        <w:t xml:space="preserve">을 </w:t>
+      </w:r>
+      <w:r>
+        <w:rPr>
+          <w:rFonts w:ascii="Consolas" w:hAnsi="Consolas" w:eastAsia="맑은 고딕"/>
+          <w:sz w:val="21"/>
+        </w:rPr>
+        <w:t xml:space="preserve">listener.ora</w:t>
+      </w:r>
+      <w:r>
+        <w:rPr>
+          <w:rFonts w:ascii="맑은 고딕" w:hAnsi="맑은 고딕" w:eastAsia="맑은 고딕"/>
+          <w:sz w:val="21"/>
+        </w:rPr>
+        <w:t xml:space="preserve">에 적은 이유가 여기서 구체적으로 드러난다. 14장의 </w:t>
+      </w:r>
+      <w:r>
+        <w:rPr>
+          <w:rFonts w:ascii="Consolas" w:hAnsi="Consolas" w:eastAsia="맑은 고딕"/>
+          <w:sz w:val="21"/>
+        </w:rPr>
+        <w:t xml:space="preserve">VALIDATE</w:t>
+      </w:r>
+      <w:r>
+        <w:rPr>
+          <w:rFonts w:ascii="맑은 고딕" w:hAnsi="맑은 고딕" w:eastAsia="맑은 고딕"/>
+          <w:sz w:val="21"/>
+        </w:rPr>
+        <w:t xml:space="preserve">가 이것을 미리 시험해 준다.</w:t>
       </w:r>
     </w:p>
     <w:p>
@@ -224,7 +361,7 @@
           <w:b/>
           <w:sz w:val="21"/>
         </w:rPr>
-        <w:t>[하-11] 정답: ① Object "..." was not found (ORA- 번호 없음)</w:t>
+        <w:t>[하-11] 정답: ③ Object "..." was not found (ORA- 번호 없음)</w:t>
       </w:r>
     </w:p>
     <w:p>
@@ -243,7 +380,7 @@
           <w:b/>
           <w:sz w:val="21"/>
         </w:rPr>
-        <w:t>[하-12] 정답: ① ORA-16558</w:t>
+        <w:t>[하-12] 정답: ④ ORA-16558</w:t>
       </w:r>
     </w:p>
     <w:p>
@@ -252,7 +389,43 @@
           <w:rFonts w:ascii="맑은 고딕" w:hAnsi="맑은 고딕" w:eastAsia="맑은 고딕"/>
           <w:sz w:val="21"/>
         </w:rPr>
-        <w:t>해설: `database specified for switchover is not a standby database`. `Performing switchover NOW`까지 출력되지만 **아무것도 바뀌지 않는다.**</w:t>
+        <w:t xml:space="preserve">해설: </w:t>
+      </w:r>
+      <w:r>
+        <w:rPr>
+          <w:rFonts w:ascii="Consolas" w:hAnsi="Consolas" w:eastAsia="맑은 고딕"/>
+          <w:sz w:val="21"/>
+        </w:rPr>
+        <w:t xml:space="preserve">database specified for switchover is not a standby database</w:t>
+      </w:r>
+      <w:r>
+        <w:rPr>
+          <w:rFonts w:ascii="맑은 고딕" w:hAnsi="맑은 고딕" w:eastAsia="맑은 고딕"/>
+          <w:sz w:val="21"/>
+        </w:rPr>
+        <w:t xml:space="preserve">. </w:t>
+      </w:r>
+      <w:r>
+        <w:rPr>
+          <w:rFonts w:ascii="Consolas" w:hAnsi="Consolas" w:eastAsia="맑은 고딕"/>
+          <w:sz w:val="21"/>
+        </w:rPr>
+        <w:t xml:space="preserve">Performing switchover NOW</w:t>
+      </w:r>
+      <w:r>
+        <w:rPr>
+          <w:rFonts w:ascii="맑은 고딕" w:hAnsi="맑은 고딕" w:eastAsia="맑은 고딕"/>
+          <w:sz w:val="21"/>
+        </w:rPr>
+        <w:t xml:space="preserve">까지 출력되지만 </w:t>
+      </w:r>
+      <w:r>
+        <w:rPr>
+          <w:rFonts w:ascii="맑은 고딕" w:hAnsi="맑은 고딕" w:eastAsia="맑은 고딕"/>
+          <w:b/>
+          <w:sz w:val="21"/>
+        </w:rPr>
+        <w:t xml:space="preserve">아무것도 바뀌지 않는다.</w:t>
       </w:r>
     </w:p>
     <w:p>
@@ -262,7 +435,7 @@
           <w:b/>
           <w:sz w:val="21"/>
         </w:rPr>
-        <w:t>[하-13] 정답: ① REINSTATE DATABASE '&lt;이름&gt;'</w:t>
+        <w:t>[하-13] 정답: ④ REINSTATE DATABASE '&lt;이름&gt;'</w:t>
       </w:r>
     </w:p>
     <w:p>
@@ -300,7 +473,7 @@
           <w:b/>
           <w:sz w:val="21"/>
         </w:rPr>
-        <w:t>[하-15] 정답: ① MOUNT</w:t>
+        <w:t>[하-15] 정답: ④ MOUNT</w:t>
       </w:r>
     </w:p>
     <w:p>
@@ -309,7 +482,21 @@
           <w:rFonts w:ascii="맑은 고딕" w:hAnsi="맑은 고딕" w:eastAsia="맑은 고딕"/>
           <w:sz w:val="21"/>
         </w:rPr>
-        <w:t>해설: 내려가 있으면 `ORA-16653`이고, 열면 옛 인큐네이션으로 열려 되감을 수 없다.</w:t>
+        <w:t xml:space="preserve">해설: 내려가 있으면 </w:t>
+      </w:r>
+      <w:r>
+        <w:rPr>
+          <w:rFonts w:ascii="Consolas" w:hAnsi="Consolas" w:eastAsia="맑은 고딕"/>
+          <w:sz w:val="21"/>
+        </w:rPr>
+        <w:t xml:space="preserve">ORA-16653</w:t>
+      </w:r>
+      <w:r>
+        <w:rPr>
+          <w:rFonts w:ascii="맑은 고딕" w:hAnsi="맑은 고딕" w:eastAsia="맑은 고딕"/>
+          <w:sz w:val="21"/>
+        </w:rPr>
+        <w:t xml:space="preserve">이고, 열면 옛 인큐네이션으로 열려 되감을 수 없다.</w:t>
       </w:r>
     </w:p>
     <w:p>
@@ -319,7 +506,7 @@
           <w:b/>
           <w:sz w:val="21"/>
         </w:rPr>
-        <w:t>[하-16] 정답: ① ALTER DATABASE FLASHBACK ON</w:t>
+        <w:t>[하-16] 정답: ④ ALTER DATABASE FLASHBACK ON</w:t>
       </w:r>
     </w:p>
     <w:p>
@@ -328,7 +515,21 @@
           <w:rFonts w:ascii="맑은 고딕" w:hAnsi="맑은 고딕" w:eastAsia="맑은 고딕"/>
           <w:sz w:val="21"/>
         </w:rPr>
-        <w:t>해설: 19c에서는 `READ WRITE`인 채로도 켜진다. Standby는 마운트 상태에서도 켜졌다.</w:t>
+        <w:t xml:space="preserve">해설: 19c에서는 </w:t>
+      </w:r>
+      <w:r>
+        <w:rPr>
+          <w:rFonts w:ascii="Consolas" w:hAnsi="Consolas" w:eastAsia="맑은 고딕"/>
+          <w:sz w:val="21"/>
+        </w:rPr>
+        <w:t xml:space="preserve">READ WRITE</w:t>
+      </w:r>
+      <w:r>
+        <w:rPr>
+          <w:rFonts w:ascii="맑은 고딕" w:hAnsi="맑은 고딕" w:eastAsia="맑은 고딕"/>
+          <w:sz w:val="21"/>
+        </w:rPr>
+        <w:t xml:space="preserve">인 채로도 켜진다. Standby는 마운트 상태에서도 켜졌다.</w:t>
       </w:r>
     </w:p>
     <w:p>
@@ -338,7 +539,7 @@
           <w:b/>
           <w:sz w:val="21"/>
         </w:rPr>
-        <w:t>[하-17] 정답: ① ORA-38706 + ORA-38713</w:t>
+        <w:t>[하-17] 정답: ② ORA-38706 + ORA-38713</w:t>
       </w:r>
     </w:p>
     <w:p>
@@ -347,7 +548,29 @@
           <w:rFonts w:ascii="맑은 고딕" w:hAnsi="맑은 고딕" w:eastAsia="맑은 고딕"/>
           <w:sz w:val="21"/>
         </w:rPr>
-        <w:t>해설: 앞은 "켤 수 없다", 뒤가 이유(`already turned on`)다. **오류가 두 줄일 때 두 번째 줄을 읽는다.**</w:t>
+        <w:t xml:space="preserve">해설: 앞은 "켤 수 없다", 뒤가 이유(</w:t>
+      </w:r>
+      <w:r>
+        <w:rPr>
+          <w:rFonts w:ascii="Consolas" w:hAnsi="Consolas" w:eastAsia="맑은 고딕"/>
+          <w:sz w:val="21"/>
+        </w:rPr>
+        <w:t xml:space="preserve">already turned on</w:t>
+      </w:r>
+      <w:r>
+        <w:rPr>
+          <w:rFonts w:ascii="맑은 고딕" w:hAnsi="맑은 고딕" w:eastAsia="맑은 고딕"/>
+          <w:sz w:val="21"/>
+        </w:rPr>
+        <w:t xml:space="preserve">)다. </w:t>
+      </w:r>
+      <w:r>
+        <w:rPr>
+          <w:rFonts w:ascii="맑은 고딕" w:hAnsi="맑은 고딕" w:eastAsia="맑은 고딕"/>
+          <w:b/>
+          <w:sz w:val="21"/>
+        </w:rPr>
+        <w:t xml:space="preserve">오류가 두 줄일 때 두 번째 줄을 읽는다.</w:t>
       </w:r>
     </w:p>
     <w:p>
@@ -357,7 +580,7 @@
           <w:b/>
           <w:sz w:val="21"/>
         </w:rPr>
-        <w:t>[하-18] 정답: ① .flb</w:t>
+        <w:t>[하-18] 정답: ③ .flb</w:t>
       </w:r>
     </w:p>
     <w:p>
@@ -366,7 +589,35 @@
           <w:rFonts w:ascii="맑은 고딕" w:hAnsi="맑은 고딕" w:eastAsia="맑은 고딕"/>
           <w:sz w:val="21"/>
         </w:rPr>
-        <w:t>해설: 실측에서 `o1_mf_o91rsx2n_.flb` 등 200MB짜리 두 개가 즉시 만들어졌다. 아카이브(`.arc`)와 구별된다.</w:t>
+        <w:t xml:space="preserve">해설: 실측에서 </w:t>
+      </w:r>
+      <w:r>
+        <w:rPr>
+          <w:rFonts w:ascii="Consolas" w:hAnsi="Consolas" w:eastAsia="맑은 고딕"/>
+          <w:sz w:val="21"/>
+        </w:rPr>
+        <w:t xml:space="preserve">o1_mf_o91rsx2n_.flb</w:t>
+      </w:r>
+      <w:r>
+        <w:rPr>
+          <w:rFonts w:ascii="맑은 고딕" w:hAnsi="맑은 고딕" w:eastAsia="맑은 고딕"/>
+          <w:sz w:val="21"/>
+        </w:rPr>
+        <w:t xml:space="preserve"> 등 200MB짜리 두 개가 즉시 만들어졌다. 아카이브(</w:t>
+      </w:r>
+      <w:r>
+        <w:rPr>
+          <w:rFonts w:ascii="Consolas" w:hAnsi="Consolas" w:eastAsia="맑은 고딕"/>
+          <w:sz w:val="21"/>
+        </w:rPr>
+        <w:t xml:space="preserve">.arc</w:t>
+      </w:r>
+      <w:r>
+        <w:rPr>
+          <w:rFonts w:ascii="맑은 고딕" w:hAnsi="맑은 고딕" w:eastAsia="맑은 고딕"/>
+          <w:sz w:val="21"/>
+        </w:rPr>
+        <w:t xml:space="preserve">)와 구별된다.</w:t>
       </w:r>
     </w:p>
     <w:p>
@@ -376,7 +627,15 @@
           <w:b/>
           <w:sz w:val="21"/>
         </w:rPr>
-        <w:t>[하-19] 정답: ① 둘 다 CHICAGO — 구별은 `DB_UNIQUE_NAME`</w:t>
+        <w:t xml:space="preserve">[하-19] 정답: ① 둘 다 CHICAGO — 구별은 </w:t>
+      </w:r>
+      <w:r>
+        <w:rPr>
+          <w:rFonts w:ascii="Consolas" w:hAnsi="Consolas" w:eastAsia="맑은 고딕"/>
+          <w:b/>
+          <w:sz w:val="21"/>
+        </w:rPr>
+        <w:t xml:space="preserve">DB_UNIQUE_NAME</w:t>
       </w:r>
     </w:p>
     <w:p>
@@ -385,7 +644,35 @@
           <w:rFonts w:ascii="맑은 고딕" w:hAnsi="맑은 고딕" w:eastAsia="맑은 고딕"/>
           <w:sz w:val="21"/>
         </w:rPr>
-        <w:t>해설: 6장에서 복제할 때 `DB_NAME`을 같게 만들었고 전환해도 바뀌지 않는다. Broker의 멤버 이름도 `DB_UNIQUE_NAME`이다.</w:t>
+        <w:t xml:space="preserve">해설: 6장에서 복제할 때 </w:t>
+      </w:r>
+      <w:r>
+        <w:rPr>
+          <w:rFonts w:ascii="Consolas" w:hAnsi="Consolas" w:eastAsia="맑은 고딕"/>
+          <w:sz w:val="21"/>
+        </w:rPr>
+        <w:t xml:space="preserve">DB_NAME</w:t>
+      </w:r>
+      <w:r>
+        <w:rPr>
+          <w:rFonts w:ascii="맑은 고딕" w:hAnsi="맑은 고딕" w:eastAsia="맑은 고딕"/>
+          <w:sz w:val="21"/>
+        </w:rPr>
+        <w:t xml:space="preserve">을 같게 만들었고 전환해도 바뀌지 않는다. Broker의 멤버 이름도 </w:t>
+      </w:r>
+      <w:r>
+        <w:rPr>
+          <w:rFonts w:ascii="Consolas" w:hAnsi="Consolas" w:eastAsia="맑은 고딕"/>
+          <w:sz w:val="21"/>
+        </w:rPr>
+        <w:t xml:space="preserve">DB_UNIQUE_NAME</w:t>
+      </w:r>
+      <w:r>
+        <w:rPr>
+          <w:rFonts w:ascii="맑은 고딕" w:hAnsi="맑은 고딕" w:eastAsia="맑은 고딕"/>
+          <w:sz w:val="21"/>
+        </w:rPr>
+        <w:t xml:space="preserve">이다.</w:t>
       </w:r>
     </w:p>
     <w:p>
@@ -395,7 +682,7 @@
           <w:b/>
           <w:sz w:val="21"/>
         </w:rPr>
-        <w:t>[하-20] 정답: ① OPEN RESETLOGS</w:t>
+        <w:t>[하-20] 정답: ③ OPEN RESETLOGS</w:t>
       </w:r>
     </w:p>
     <w:p>
@@ -404,7 +691,35 @@
           <w:rFonts w:ascii="맑은 고딕" w:hAnsi="맑은 고딕" w:eastAsia="맑은 고딕"/>
           <w:sz w:val="21"/>
         </w:rPr>
-        <w:t>해설: 실측에서 `RESETLOGS_TIME`이 Failover 시각으로 갱신됐고 `RESETLOGS_CHANGE#`는 2692902였다. 새 인큐네이션이 시작된다.</w:t>
+        <w:t xml:space="preserve">해설: 실측에서 </w:t>
+      </w:r>
+      <w:r>
+        <w:rPr>
+          <w:rFonts w:ascii="Consolas" w:hAnsi="Consolas" w:eastAsia="맑은 고딕"/>
+          <w:sz w:val="21"/>
+        </w:rPr>
+        <w:t xml:space="preserve">RESETLOGS_TIME</w:t>
+      </w:r>
+      <w:r>
+        <w:rPr>
+          <w:rFonts w:ascii="맑은 고딕" w:hAnsi="맑은 고딕" w:eastAsia="맑은 고딕"/>
+          <w:sz w:val="21"/>
+        </w:rPr>
+        <w:t xml:space="preserve">이 Failover 시각으로 갱신됐고 </w:t>
+      </w:r>
+      <w:r>
+        <w:rPr>
+          <w:rFonts w:ascii="Consolas" w:hAnsi="Consolas" w:eastAsia="맑은 고딕"/>
+          <w:sz w:val="21"/>
+        </w:rPr>
+        <w:t xml:space="preserve">RESETLOGS_CHANGE#</w:t>
+      </w:r>
+      <w:r>
+        <w:rPr>
+          <w:rFonts w:ascii="맑은 고딕" w:hAnsi="맑은 고딕" w:eastAsia="맑은 고딕"/>
+          <w:sz w:val="21"/>
+        </w:rPr>
+        <w:t xml:space="preserve">는 2692902였다. 새 인큐네이션이 시작된다.</w:t>
       </w:r>
     </w:p>
     <w:p>
@@ -431,7 +746,21 @@
           <w:rFonts w:ascii="맑은 고딕" w:hAnsi="맑은 고딕" w:eastAsia="맑은 고딕"/>
           <w:sz w:val="21"/>
         </w:rPr>
-        <w:t>해설: 전환 출력에 `Database opened.`가 있었다. Broker가 이전 상태를 기억하고 재현한 것이다. 9장에서 만든 구성이 전환을 견딘다.</w:t>
+        <w:t xml:space="preserve">해설: 전환 출력에 </w:t>
+      </w:r>
+      <w:r>
+        <w:rPr>
+          <w:rFonts w:ascii="Consolas" w:hAnsi="Consolas" w:eastAsia="맑은 고딕"/>
+          <w:sz w:val="21"/>
+        </w:rPr>
+        <w:t xml:space="preserve">Database opened.</w:t>
+      </w:r>
+      <w:r>
+        <w:rPr>
+          <w:rFonts w:ascii="맑은 고딕" w:hAnsi="맑은 고딕" w:eastAsia="맑은 고딕"/>
+          <w:sz w:val="21"/>
+        </w:rPr>
+        <w:t xml:space="preserve">가 있었다. Broker가 이전 상태를 기억하고 재현한 것이다. 9장에서 만든 구성이 전환을 견딘다.</w:t>
       </w:r>
     </w:p>
     <w:p>
@@ -441,7 +770,23 @@
           <w:b/>
           <w:sz w:val="21"/>
         </w:rPr>
-        <w:t>[중-02] 정답: ① Broker의 `Intended State`가 역할과 함께 옮겨 갔다</w:t>
+        <w:t xml:space="preserve">[중-02] 정답: ③ Broker의 </w:t>
+      </w:r>
+      <w:r>
+        <w:rPr>
+          <w:rFonts w:ascii="Consolas" w:hAnsi="Consolas" w:eastAsia="맑은 고딕"/>
+          <w:b/>
+          <w:sz w:val="21"/>
+        </w:rPr>
+        <w:t xml:space="preserve">Intended State</w:t>
+      </w:r>
+      <w:r>
+        <w:rPr>
+          <w:rFonts w:ascii="맑은 고딕" w:hAnsi="맑은 고딕" w:eastAsia="맑은 고딕"/>
+          <w:b/>
+          <w:sz w:val="21"/>
+        </w:rPr>
+        <w:t xml:space="preserve">가 역할과 함께 옮겨 갔다</w:t>
       </w:r>
     </w:p>
     <w:p>
@@ -460,7 +805,23 @@
           <w:b/>
           <w:sz w:val="21"/>
         </w:rPr>
-        <w:t>[중-03] 정답: ① Broker가 반대 방향으로 다시 썼다 (`service="chicago"`)</w:t>
+        <w:t xml:space="preserve">[중-03] 정답: ④ Broker가 반대 방향으로 다시 썼다 (</w:t>
+      </w:r>
+      <w:r>
+        <w:rPr>
+          <w:rFonts w:ascii="Consolas" w:hAnsi="Consolas" w:eastAsia="맑은 고딕"/>
+          <w:b/>
+          <w:sz w:val="21"/>
+        </w:rPr>
+        <w:t xml:space="preserve">service="chicago"</w:t>
+      </w:r>
+      <w:r>
+        <w:rPr>
+          <w:rFonts w:ascii="맑은 고딕" w:hAnsi="맑은 고딕" w:eastAsia="맑은 고딕"/>
+          <w:b/>
+          <w:sz w:val="21"/>
+        </w:rPr>
+        <w:t xml:space="preserve">)</w:t>
       </w:r>
     </w:p>
     <w:p>
@@ -469,7 +830,22 @@
           <w:rFonts w:ascii="맑은 고딕" w:hAnsi="맑은 고딕" w:eastAsia="맑은 고딕"/>
           <w:sz w:val="21"/>
         </w:rPr>
-        <w:t>해설: 7장에서 손으로 구성할 때는 양쪽 파라미터를 사람이 맞춰 적었고 전환하려면 다시 손봐야 했다. **13장에서 "번거로운 일을 대신한다"고 한 것의 가장 큰 사례**다.</w:t>
+        <w:t xml:space="preserve">해설: 7장에서 손으로 구성할 때는 양쪽 파라미터를 사람이 맞춰 적었고 전환하려면 다시 손봐야 했다. </w:t>
+      </w:r>
+      <w:r>
+        <w:rPr>
+          <w:rFonts w:ascii="맑은 고딕" w:hAnsi="맑은 고딕" w:eastAsia="맑은 고딕"/>
+          <w:b/>
+          <w:sz w:val="21"/>
+        </w:rPr>
+        <w:t xml:space="preserve">13장에서 "번거로운 일을 대신한다"고 한 것의 가장 큰 사례</w:t>
+      </w:r>
+      <w:r>
+        <w:rPr>
+          <w:rFonts w:ascii="맑은 고딕" w:hAnsi="맑은 고딕" w:eastAsia="맑은 고딕"/>
+          <w:sz w:val="21"/>
+        </w:rPr>
+        <w:t xml:space="preserve">다.</w:t>
       </w:r>
     </w:p>
     <w:p>
@@ -479,7 +855,7 @@
           <w:b/>
           <w:sz w:val="21"/>
         </w:rPr>
-        <w:t>[중-04] 정답: ① 비어 있다 — Broker는 구성 정보를 쓴다</w:t>
+        <w:t>[중-04] 정답: ② 비어 있다 — Broker는 구성 정보를 쓴다</w:t>
       </w:r>
     </w:p>
     <w:p>
@@ -488,7 +864,21 @@
           <w:rFonts w:ascii="맑은 고딕" w:hAnsi="맑은 고딕" w:eastAsia="맑은 고딕"/>
           <w:sz w:val="21"/>
         </w:rPr>
-        <w:t>해설: 13장에서 인수 직후에 확인한 그대로다. Broker는 `FAL_SERVER`에 의존하지 않고 구성 정보로 갭을 해소한다.</w:t>
+        <w:t xml:space="preserve">해설: 13장에서 인수 직후에 확인한 그대로다. Broker는 </w:t>
+      </w:r>
+      <w:r>
+        <w:rPr>
+          <w:rFonts w:ascii="Consolas" w:hAnsi="Consolas" w:eastAsia="맑은 고딕"/>
+          <w:sz w:val="21"/>
+        </w:rPr>
+        <w:t xml:space="preserve">FAL_SERVER</w:t>
+      </w:r>
+      <w:r>
+        <w:rPr>
+          <w:rFonts w:ascii="맑은 고딕" w:hAnsi="맑은 고딕" w:eastAsia="맑은 고딕"/>
+          <w:sz w:val="21"/>
+        </w:rPr>
+        <w:t xml:space="preserve">에 의존하지 않고 구성 정보로 갭을 해소한다.</w:t>
       </w:r>
     </w:p>
     <w:p>
@@ -507,7 +897,21 @@
           <w:rFonts w:ascii="맑은 고딕" w:hAnsi="맑은 고딕" w:eastAsia="맑은 고딕"/>
           <w:sz w:val="21"/>
         </w:rPr>
-        <w:t>해설: `dg_config=(chicago,boston,farsync)`였다. 동작에는 지장이 없지만 정리 대상이다. 이런 잔여물이 쌓이면 구성을 읽기 어려워진다.</w:t>
+        <w:t xml:space="preserve">해설: </w:t>
+      </w:r>
+      <w:r>
+        <w:rPr>
+          <w:rFonts w:ascii="Consolas" w:hAnsi="Consolas" w:eastAsia="맑은 고딕"/>
+          <w:sz w:val="21"/>
+        </w:rPr>
+        <w:t xml:space="preserve">dg_config=(chicago,boston,farsync)</w:t>
+      </w:r>
+      <w:r>
+        <w:rPr>
+          <w:rFonts w:ascii="맑은 고딕" w:hAnsi="맑은 고딕" w:eastAsia="맑은 고딕"/>
+          <w:sz w:val="21"/>
+        </w:rPr>
+        <w:t xml:space="preserve">였다. 동작에는 지장이 없지만 정리 대상이다. 이런 잔여물이 쌓이면 구성을 읽기 어려워진다.</w:t>
       </w:r>
     </w:p>
     <w:p>
@@ -517,7 +921,23 @@
           <w:b/>
           <w:sz w:val="21"/>
         </w:rPr>
-        <w:t>[중-06] 정답: ① 거부되지 않고 `Database altered.`가 나온다</w:t>
+        <w:t xml:space="preserve">[중-06] 정답: ② 거부되지 않고 </w:t>
+      </w:r>
+      <w:r>
+        <w:rPr>
+          <w:rFonts w:ascii="Consolas" w:hAnsi="Consolas" w:eastAsia="맑은 고딕"/>
+          <w:b/>
+          <w:sz w:val="21"/>
+        </w:rPr>
+        <w:t xml:space="preserve">Database altered.</w:t>
+      </w:r>
+      <w:r>
+        <w:rPr>
+          <w:rFonts w:ascii="맑은 고딕" w:hAnsi="맑은 고딕" w:eastAsia="맑은 고딕"/>
+          <w:b/>
+          <w:sz w:val="21"/>
+        </w:rPr>
+        <w:t xml:space="preserve">가 나온다</w:t>
       </w:r>
     </w:p>
     <w:p>
@@ -526,7 +946,36 @@
           <w:rFonts w:ascii="맑은 고딕" w:hAnsi="맑은 고딕" w:eastAsia="맑은 고딕"/>
           <w:sz w:val="21"/>
         </w:rPr>
-        <w:t>해설: 13장의 보호 모드 변경은 `ORA-16627`로 거부했고 14장의 FSFO 활성화는 경고만 했는데, 이 명령은 **경고조차 없다.** Broker의 보호는 명령마다 다르며 여기서는 사실상 없다.</w:t>
+        <w:t xml:space="preserve">해설: 13장의 보호 모드 변경은 </w:t>
+      </w:r>
+      <w:r>
+        <w:rPr>
+          <w:rFonts w:ascii="Consolas" w:hAnsi="Consolas" w:eastAsia="맑은 고딕"/>
+          <w:sz w:val="21"/>
+        </w:rPr>
+        <w:t xml:space="preserve">ORA-16627</w:t>
+      </w:r>
+      <w:r>
+        <w:rPr>
+          <w:rFonts w:ascii="맑은 고딕" w:hAnsi="맑은 고딕" w:eastAsia="맑은 고딕"/>
+          <w:sz w:val="21"/>
+        </w:rPr>
+        <w:t xml:space="preserve">로 거부했고 14장의 FSFO 활성화는 경고만 했는데, 이 명령은 </w:t>
+      </w:r>
+      <w:r>
+        <w:rPr>
+          <w:rFonts w:ascii="맑은 고딕" w:hAnsi="맑은 고딕" w:eastAsia="맑은 고딕"/>
+          <w:b/>
+          <w:sz w:val="21"/>
+        </w:rPr>
+        <w:t xml:space="preserve">경고조차 없다.</w:t>
+      </w:r>
+      <w:r>
+        <w:rPr>
+          <w:rFonts w:ascii="맑은 고딕" w:hAnsi="맑은 고딕" w:eastAsia="맑은 고딕"/>
+          <w:sz w:val="21"/>
+        </w:rPr>
+        <w:t xml:space="preserve"> Broker의 보호는 명령마다 다르며 여기서는 사실상 없다.</w:t>
       </w:r>
     </w:p>
     <w:p>
@@ -536,7 +985,7 @@
           <w:b/>
           <w:sz w:val="21"/>
         </w:rPr>
-        <w:t>[중-07] 정답: ① 인스턴스가 내려가 조회 시 ORA-01034</w:t>
+        <w:t>[중-07] 정답: ③ 인스턴스가 내려가 조회 시 ORA-01034</w:t>
       </w:r>
     </w:p>
     <w:p>
@@ -545,7 +994,15 @@
           <w:rFonts w:ascii="맑은 고딕" w:hAnsi="맑은 고딕" w:eastAsia="맑은 고딕"/>
           <w:sz w:val="21"/>
         </w:rPr>
-        <w:t>해설: SQL 전환은 Broker처럼 상대를 다시 기동해 주지 않는다. **역할만 바꾸고 뒷정리를 하지 않는다.**</w:t>
+        <w:t xml:space="preserve">해설: SQL 전환은 Broker처럼 상대를 다시 기동해 주지 않는다. </w:t>
+      </w:r>
+      <w:r>
+        <w:rPr>
+          <w:rFonts w:ascii="맑은 고딕" w:hAnsi="맑은 고딕" w:eastAsia="맑은 고딕"/>
+          <w:b/>
+          <w:sz w:val="21"/>
+        </w:rPr>
+        <w:t xml:space="preserve">역할만 바꾸고 뒷정리를 하지 않는다.</w:t>
       </w:r>
     </w:p>
     <w:p>
@@ -564,7 +1021,35 @@
           <w:rFonts w:ascii="맑은 고딕" w:hAnsi="맑은 고딕" w:eastAsia="맑은 고딕"/>
           <w:sz w:val="21"/>
         </w:rPr>
-        <w:t>해설: DGMGRL 전환에서 본 `New primary database ... is opening` 단계가 없다. 사람이 `ALTER DATABASE OPEN`을 해야 한다.</w:t>
+        <w:t xml:space="preserve">해설: DGMGRL 전환에서 본 </w:t>
+      </w:r>
+      <w:r>
+        <w:rPr>
+          <w:rFonts w:ascii="Consolas" w:hAnsi="Consolas" w:eastAsia="맑은 고딕"/>
+          <w:sz w:val="21"/>
+        </w:rPr>
+        <w:t xml:space="preserve">New primary database ... is opening</w:t>
+      </w:r>
+      <w:r>
+        <w:rPr>
+          <w:rFonts w:ascii="맑은 고딕" w:hAnsi="맑은 고딕" w:eastAsia="맑은 고딕"/>
+          <w:sz w:val="21"/>
+        </w:rPr>
+        <w:t xml:space="preserve"> 단계가 없다. 사람이 </w:t>
+      </w:r>
+      <w:r>
+        <w:rPr>
+          <w:rFonts w:ascii="Consolas" w:hAnsi="Consolas" w:eastAsia="맑은 고딕"/>
+          <w:sz w:val="21"/>
+        </w:rPr>
+        <w:t xml:space="preserve">ALTER DATABASE OPEN</w:t>
+      </w:r>
+      <w:r>
+        <w:rPr>
+          <w:rFonts w:ascii="맑은 고딕" w:hAnsi="맑은 고딕" w:eastAsia="맑은 고딕"/>
+          <w:sz w:val="21"/>
+        </w:rPr>
+        <w:t xml:space="preserve">을 해야 한다.</w:t>
       </w:r>
     </w:p>
     <w:p>
@@ -574,7 +1059,7 @@
           <w:b/>
           <w:sz w:val="21"/>
         </w:rPr>
-        <w:t>[중-09] 정답: ① ORA-16816: incorrect database role</w:t>
+        <w:t>[중-09] 정답: ② ORA-16816: incorrect database role</w:t>
       </w:r>
     </w:p>
     <w:p>
@@ -583,7 +1068,36 @@
           <w:rFonts w:ascii="맑은 고딕" w:hAnsi="맑은 고딕" w:eastAsia="맑은 고딕"/>
           <w:sz w:val="21"/>
         </w:rPr>
-        <w:t>해설: 구성이 알고 있는 역할과 실제가 다르다는 뜻이다. **다만 곧바로 나오지 않는다.** 실측에서 직후에는 `SUCCESS`였고 시간이 지나 감지했다.</w:t>
+        <w:t xml:space="preserve">해설: 구성이 알고 있는 역할과 실제가 다르다는 뜻이다. </w:t>
+      </w:r>
+      <w:r>
+        <w:rPr>
+          <w:rFonts w:ascii="맑은 고딕" w:hAnsi="맑은 고딕" w:eastAsia="맑은 고딕"/>
+          <w:b/>
+          <w:sz w:val="21"/>
+        </w:rPr>
+        <w:t xml:space="preserve">다만 곧바로 나오지 않는다.</w:t>
+      </w:r>
+      <w:r>
+        <w:rPr>
+          <w:rFonts w:ascii="맑은 고딕" w:hAnsi="맑은 고딕" w:eastAsia="맑은 고딕"/>
+          <w:sz w:val="21"/>
+        </w:rPr>
+        <w:t xml:space="preserve"> 실측에서 직후에는 </w:t>
+      </w:r>
+      <w:r>
+        <w:rPr>
+          <w:rFonts w:ascii="Consolas" w:hAnsi="Consolas" w:eastAsia="맑은 고딕"/>
+          <w:sz w:val="21"/>
+        </w:rPr>
+        <w:t xml:space="preserve">SUCCESS</w:t>
+      </w:r>
+      <w:r>
+        <w:rPr>
+          <w:rFonts w:ascii="맑은 고딕" w:hAnsi="맑은 고딕" w:eastAsia="맑은 고딕"/>
+          <w:sz w:val="21"/>
+        </w:rPr>
+        <w:t xml:space="preserve">였고 시간이 지나 감지했다.</w:t>
       </w:r>
     </w:p>
     <w:p>
@@ -593,7 +1107,39 @@
           <w:b/>
           <w:sz w:val="21"/>
         </w:rPr>
-        <w:t>[중-10] 정답: ① `DESTINATION`이 비어 있고 `INACTIVE` — 전송이 없다</w:t>
+        <w:t xml:space="preserve">[중-10] 정답: ② </w:t>
+      </w:r>
+      <w:r>
+        <w:rPr>
+          <w:rFonts w:ascii="Consolas" w:hAnsi="Consolas" w:eastAsia="맑은 고딕"/>
+          <w:b/>
+          <w:sz w:val="21"/>
+        </w:rPr>
+        <w:t xml:space="preserve">DESTINATION</w:t>
+      </w:r>
+      <w:r>
+        <w:rPr>
+          <w:rFonts w:ascii="맑은 고딕" w:hAnsi="맑은 고딕" w:eastAsia="맑은 고딕"/>
+          <w:b/>
+          <w:sz w:val="21"/>
+        </w:rPr>
+        <w:t xml:space="preserve">이 비어 있고 </w:t>
+      </w:r>
+      <w:r>
+        <w:rPr>
+          <w:rFonts w:ascii="Consolas" w:hAnsi="Consolas" w:eastAsia="맑은 고딕"/>
+          <w:b/>
+          <w:sz w:val="21"/>
+        </w:rPr>
+        <w:t xml:space="preserve">INACTIVE</w:t>
+      </w:r>
+      <w:r>
+        <w:rPr>
+          <w:rFonts w:ascii="맑은 고딕" w:hAnsi="맑은 고딕" w:eastAsia="맑은 고딕"/>
+          <w:b/>
+          <w:sz w:val="21"/>
+        </w:rPr>
+        <w:t xml:space="preserve"> — 전송이 없다</w:t>
       </w:r>
     </w:p>
     <w:p>
@@ -602,7 +1148,22 @@
           <w:rFonts w:ascii="맑은 고딕" w:hAnsi="맑은 고딕" w:eastAsia="맑은 고딕"/>
           <w:sz w:val="21"/>
         </w:rPr>
-        <w:t>해설: SQL 전환은 옛 Primary의 설정을 지웠을 뿐 새 Primary의 전송 설정을 만들지 않았다. Broker도 역할이 어긋난 상태라 손대지 못한다. **재해 복구 능력이 없는 상태**다.</w:t>
+        <w:t xml:space="preserve">해설: SQL 전환은 옛 Primary의 설정을 지웠을 뿐 새 Primary의 전송 설정을 만들지 않았다. Broker도 역할이 어긋난 상태라 손대지 못한다. </w:t>
+      </w:r>
+      <w:r>
+        <w:rPr>
+          <w:rFonts w:ascii="맑은 고딕" w:hAnsi="맑은 고딕" w:eastAsia="맑은 고딕"/>
+          <w:b/>
+          <w:sz w:val="21"/>
+        </w:rPr>
+        <w:t xml:space="preserve">재해 복구 능력이 없는 상태</w:t>
+      </w:r>
+      <w:r>
+        <w:rPr>
+          <w:rFonts w:ascii="맑은 고딕" w:hAnsi="맑은 고딕" w:eastAsia="맑은 고딕"/>
+          <w:sz w:val="21"/>
+        </w:rPr>
+        <w:t xml:space="preserve">다.</w:t>
       </w:r>
     </w:p>
     <w:p>
@@ -621,7 +1182,21 @@
           <w:rFonts w:ascii="맑은 고딕" w:hAnsi="맑은 고딕" w:eastAsia="맑은 고딕"/>
           <w:sz w:val="21"/>
         </w:rPr>
-        <w:t>해설: 대상(chicago)이 `MOUNTED`였다. DGMGRL 전환은 같은 상황을 정적 등록으로 해결하지만 SQL 전환은 그 경로를 쓰지 않는다.</w:t>
+        <w:t xml:space="preserve">해설: 대상(chicago)이 </w:t>
+      </w:r>
+      <w:r>
+        <w:rPr>
+          <w:rFonts w:ascii="Consolas" w:hAnsi="Consolas" w:eastAsia="맑은 고딕"/>
+          <w:sz w:val="21"/>
+        </w:rPr>
+        <w:t xml:space="preserve">MOUNTED</w:t>
+      </w:r>
+      <w:r>
+        <w:rPr>
+          <w:rFonts w:ascii="맑은 고딕" w:hAnsi="맑은 고딕" w:eastAsia="맑은 고딕"/>
+          <w:sz w:val="21"/>
+        </w:rPr>
+        <w:t xml:space="preserve">였다. DGMGRL 전환은 같은 상황을 정적 등록으로 해결하지만 SQL 전환은 그 경로를 쓰지 않는다.</w:t>
       </w:r>
     </w:p>
     <w:p>
@@ -631,7 +1206,7 @@
           <w:b/>
           <w:sz w:val="21"/>
         </w:rPr>
-        <w:t>[중-12] 정답: ① REMOVE → CREATE → ADD → ENABLE → SWITCHOVER</w:t>
+        <w:t>[중-12] 정답: ③ REMOVE → CREATE → ADD → ENABLE → SWITCHOVER</w:t>
       </w:r>
     </w:p>
     <w:p>
@@ -640,7 +1215,36 @@
           <w:rFonts w:ascii="맑은 고딕" w:hAnsi="맑은 고딕" w:eastAsia="맑은 고딕"/>
           <w:sz w:val="21"/>
         </w:rPr>
-        <w:t>해설: 다시 만들 때는 **실제 역할대로** 적는다. `ENABLE CONFIGURATION`이 파라미터를 다시 써 주므로 비어 있던 목적지가 채워지고 전송이 재개된다.</w:t>
+        <w:t xml:space="preserve">해설: 다시 만들 때는 </w:t>
+      </w:r>
+      <w:r>
+        <w:rPr>
+          <w:rFonts w:ascii="맑은 고딕" w:hAnsi="맑은 고딕" w:eastAsia="맑은 고딕"/>
+          <w:b/>
+          <w:sz w:val="21"/>
+        </w:rPr>
+        <w:t xml:space="preserve">실제 역할대로</w:t>
+      </w:r>
+      <w:r>
+        <w:rPr>
+          <w:rFonts w:ascii="맑은 고딕" w:hAnsi="맑은 고딕" w:eastAsia="맑은 고딕"/>
+          <w:sz w:val="21"/>
+        </w:rPr>
+        <w:t xml:space="preserve"> 적는다. </w:t>
+      </w:r>
+      <w:r>
+        <w:rPr>
+          <w:rFonts w:ascii="Consolas" w:hAnsi="Consolas" w:eastAsia="맑은 고딕"/>
+          <w:sz w:val="21"/>
+        </w:rPr>
+        <w:t xml:space="preserve">ENABLE CONFIGURATION</w:t>
+      </w:r>
+      <w:r>
+        <w:rPr>
+          <w:rFonts w:ascii="맑은 고딕" w:hAnsi="맑은 고딕" w:eastAsia="맑은 고딕"/>
+          <w:sz w:val="21"/>
+        </w:rPr>
+        <w:t xml:space="preserve">이 파라미터를 다시 써 주므로 비어 있던 목적지가 채워지고 전송이 재개된다.</w:t>
       </w:r>
     </w:p>
     <w:p>
@@ -650,7 +1254,7 @@
           <w:b/>
           <w:sz w:val="21"/>
         </w:rPr>
-        <w:t>[중-13] 정답: ① 구성 메타데이터만 지우고 데이터베이스를 건드리지 않는다</w:t>
+        <w:t>[중-13] 정답: ④ 구성 메타데이터만 지우고 데이터베이스를 건드리지 않는다</w:t>
       </w:r>
     </w:p>
     <w:p>
@@ -659,7 +1263,36 @@
           <w:rFonts w:ascii="맑은 고딕" w:hAnsi="맑은 고딕" w:eastAsia="맑은 고딕"/>
           <w:sz w:val="21"/>
         </w:rPr>
-        <w:t>해설: 13장에서 확인한 성질이다. 다만 지운 순간부터 `ENABLE`까지 **감시 공백**이 생기므로 명령을 미리 준비해 두고 짧게 끝낸다.</w:t>
+        <w:t xml:space="preserve">해설: 13장에서 확인한 성질이다. 다만 지운 순간부터 </w:t>
+      </w:r>
+      <w:r>
+        <w:rPr>
+          <w:rFonts w:ascii="Consolas" w:hAnsi="Consolas" w:eastAsia="맑은 고딕"/>
+          <w:sz w:val="21"/>
+        </w:rPr>
+        <w:t xml:space="preserve">ENABLE</w:t>
+      </w:r>
+      <w:r>
+        <w:rPr>
+          <w:rFonts w:ascii="맑은 고딕" w:hAnsi="맑은 고딕" w:eastAsia="맑은 고딕"/>
+          <w:sz w:val="21"/>
+        </w:rPr>
+        <w:t xml:space="preserve">까지 </w:t>
+      </w:r>
+      <w:r>
+        <w:rPr>
+          <w:rFonts w:ascii="맑은 고딕" w:hAnsi="맑은 고딕" w:eastAsia="맑은 고딕"/>
+          <w:b/>
+          <w:sz w:val="21"/>
+        </w:rPr>
+        <w:t xml:space="preserve">감시 공백</w:t>
+      </w:r>
+      <w:r>
+        <w:rPr>
+          <w:rFonts w:ascii="맑은 고딕" w:hAnsi="맑은 고딕" w:eastAsia="맑은 고딕"/>
+          <w:sz w:val="21"/>
+        </w:rPr>
+        <w:t xml:space="preserve">이 생기므로 명령을 미리 준비해 두고 짧게 끝낸다.</w:t>
       </w:r>
     </w:p>
     <w:p>
@@ -669,7 +1302,7 @@
           <w:b/>
           <w:sz w:val="21"/>
         </w:rPr>
-        <w:t>[중-14] 정답: ① Possible network disconnect with primary database</w:t>
+        <w:t>[중-14] 정답: ④ Possible network disconnect with primary database</w:t>
       </w:r>
     </w:p>
     <w:p>
@@ -678,7 +1311,22 @@
           <w:rFonts w:ascii="맑은 고딕" w:hAnsi="맑은 고딕" w:eastAsia="맑은 고딕"/>
           <w:sz w:val="21"/>
         </w:rPr>
-        <w:t>해설: **"아마도"라고 말한다.** Standby는 Primary가 죽은 것인지 네트워크가 끊긴 것인지 구별할 수 없다. 14장에서 관측자가 제3의 위치에 있어야 하는 이유로 든 사실이 문장으로 확인된다.</w:t>
+        <w:t xml:space="preserve">해설: </w:t>
+      </w:r>
+      <w:r>
+        <w:rPr>
+          <w:rFonts w:ascii="맑은 고딕" w:hAnsi="맑은 고딕" w:eastAsia="맑은 고딕"/>
+          <w:b/>
+          <w:sz w:val="21"/>
+        </w:rPr>
+        <w:t xml:space="preserve">"아마도"라고 말한다.</w:t>
+      </w:r>
+      <w:r>
+        <w:rPr>
+          <w:rFonts w:ascii="맑은 고딕" w:hAnsi="맑은 고딕" w:eastAsia="맑은 고딕"/>
+          <w:sz w:val="21"/>
+        </w:rPr>
+        <w:t xml:space="preserve"> Standby는 Primary가 죽은 것인지 네트워크가 끊긴 것인지 구별할 수 없다. 14장에서 관측자가 제3의 위치에 있어야 하는 이유로 든 사실이 문장으로 확인된다.</w:t>
       </w:r>
     </w:p>
     <w:p>
@@ -688,7 +1336,7 @@
           <w:b/>
           <w:sz w:val="21"/>
         </w:rPr>
-        <w:t>[중-15] 정답: ① 0 — 15장의 필터로는 걸러진다</w:t>
+        <w:t>[중-15] 정답: ② 0 — 15장의 필터로는 걸러진다</w:t>
       </w:r>
     </w:p>
     <w:p>
@@ -697,7 +1345,21 @@
           <w:rFonts w:ascii="맑은 고딕" w:hAnsi="맑은 고딕" w:eastAsia="맑은 고딕"/>
           <w:sz w:val="21"/>
         </w:rPr>
-        <w:t>해설: `ERROR_CODE &lt;&gt; 0` 조건은 유용하지만 만능이 아니다. 재해 상황의 핵심 메시지가 이 필터에 걸리지 않는다.</w:t>
+        <w:t xml:space="preserve">해설: </w:t>
+      </w:r>
+      <w:r>
+        <w:rPr>
+          <w:rFonts w:ascii="Consolas" w:hAnsi="Consolas" w:eastAsia="맑은 고딕"/>
+          <w:sz w:val="21"/>
+        </w:rPr>
+        <w:t xml:space="preserve">ERROR_CODE &lt;&gt; 0</w:t>
+      </w:r>
+      <w:r>
+        <w:rPr>
+          <w:rFonts w:ascii="맑은 고딕" w:hAnsi="맑은 고딕" w:eastAsia="맑은 고딕"/>
+          <w:sz w:val="21"/>
+        </w:rPr>
+        <w:t xml:space="preserve"> 조건은 유용하지만 만능이 아니다. 재해 상황의 핵심 메시지가 이 필터에 걸리지 않는다.</w:t>
       </w:r>
     </w:p>
     <w:p>
@@ -707,7 +1369,7 @@
           <w:b/>
           <w:sz w:val="21"/>
         </w:rPr>
-        <w:t>[중-16] 정답: ① 앞의 0을 생략해 자릿수가 다르다</w:t>
+        <w:t>[중-16] 정답: ② 앞의 0을 생략해 자릿수가 다르다</w:t>
       </w:r>
     </w:p>
     <w:p>
@@ -716,7 +1378,50 @@
           <w:rFonts w:ascii="맑은 고딕" w:hAnsi="맑은 고딕" w:eastAsia="맑은 고딕"/>
           <w:sz w:val="21"/>
         </w:rPr>
-        <w:t>해설: SQL*Plus는 `ORA-01034`, Broker는 `ORA-1034`다. **같은 오류를 도구마다 다르게 적는다.** 문자열로 비교하는 스크립트라면 걸린다.</w:t>
+        <w:t xml:space="preserve">해설: SQL*Plus는 </w:t>
+      </w:r>
+      <w:r>
+        <w:rPr>
+          <w:rFonts w:ascii="Consolas" w:hAnsi="Consolas" w:eastAsia="맑은 고딕"/>
+          <w:sz w:val="21"/>
+        </w:rPr>
+        <w:t xml:space="preserve">ORA-01034</w:t>
+      </w:r>
+      <w:r>
+        <w:rPr>
+          <w:rFonts w:ascii="맑은 고딕" w:hAnsi="맑은 고딕" w:eastAsia="맑은 고딕"/>
+          <w:sz w:val="21"/>
+        </w:rPr>
+        <w:t xml:space="preserve">, Broker는 </w:t>
+      </w:r>
+      <w:r>
+        <w:rPr>
+          <w:rFonts w:ascii="Consolas" w:hAnsi="Consolas" w:eastAsia="맑은 고딕"/>
+          <w:sz w:val="21"/>
+        </w:rPr>
+        <w:t xml:space="preserve">ORA-1034</w:t>
+      </w:r>
+      <w:r>
+        <w:rPr>
+          <w:rFonts w:ascii="맑은 고딕" w:hAnsi="맑은 고딕" w:eastAsia="맑은 고딕"/>
+          <w:sz w:val="21"/>
+        </w:rPr>
+        <w:t xml:space="preserve">다. </w:t>
+      </w:r>
+      <w:r>
+        <w:rPr>
+          <w:rFonts w:ascii="맑은 고딕" w:hAnsi="맑은 고딕" w:eastAsia="맑은 고딕"/>
+          <w:b/>
+          <w:sz w:val="21"/>
+        </w:rPr>
+        <w:t xml:space="preserve">같은 오류를 도구마다 다르게 적는다.</w:t>
+      </w:r>
+      <w:r>
+        <w:rPr>
+          <w:rFonts w:ascii="맑은 고딕" w:hAnsi="맑은 고딕" w:eastAsia="맑은 고딕"/>
+          <w:sz w:val="21"/>
+        </w:rPr>
+        <w:t xml:space="preserve"> 문자열로 비교하는 스크립트라면 걸린다.</w:t>
       </w:r>
     </w:p>
     <w:p>
@@ -726,7 +1431,7 @@
           <w:b/>
           <w:sz w:val="21"/>
         </w:rPr>
-        <w:t>[중-17] 정답: ① Yes (Primary Not Running)</w:t>
+        <w:t>[중-17] 정답: ② Yes (Primary Not Running)</w:t>
       </w:r>
     </w:p>
     <w:p>
@@ -735,7 +1440,63 @@
           <w:rFonts w:ascii="맑은 고딕" w:hAnsi="맑은 고딕" w:eastAsia="맑은 고딕"/>
           <w:sz w:val="21"/>
         </w:rPr>
-        <w:t>해설: 괄호 안이 바뀌었다. 지금까지는 `(Primary Running)`이었다. 같은 출력에서 `Ready for Switchover`는 `No`이고 chicago 관련 항목은 전부 `Unknown`이다.</w:t>
+        <w:t xml:space="preserve">해설: 괄호 안이 바뀌었다. 지금까지는 </w:t>
+      </w:r>
+      <w:r>
+        <w:rPr>
+          <w:rFonts w:ascii="Consolas" w:hAnsi="Consolas" w:eastAsia="맑은 고딕"/>
+          <w:sz w:val="21"/>
+        </w:rPr>
+        <w:t xml:space="preserve">(Primary Running)</w:t>
+      </w:r>
+      <w:r>
+        <w:rPr>
+          <w:rFonts w:ascii="맑은 고딕" w:hAnsi="맑은 고딕" w:eastAsia="맑은 고딕"/>
+          <w:sz w:val="21"/>
+        </w:rPr>
+        <w:t xml:space="preserve">이었다. 같은 출력에서 </w:t>
+      </w:r>
+      <w:r>
+        <w:rPr>
+          <w:rFonts w:ascii="Consolas" w:hAnsi="Consolas" w:eastAsia="맑은 고딕"/>
+          <w:sz w:val="21"/>
+        </w:rPr>
+        <w:t xml:space="preserve">Ready for Switchover</w:t>
+      </w:r>
+      <w:r>
+        <w:rPr>
+          <w:rFonts w:ascii="맑은 고딕" w:hAnsi="맑은 고딕" w:eastAsia="맑은 고딕"/>
+          <w:sz w:val="21"/>
+        </w:rPr>
+        <w:t xml:space="preserve">는 </w:t>
+      </w:r>
+      <w:r>
+        <w:rPr>
+          <w:rFonts w:ascii="Consolas" w:hAnsi="Consolas" w:eastAsia="맑은 고딕"/>
+          <w:sz w:val="21"/>
+        </w:rPr>
+        <w:t xml:space="preserve">No</w:t>
+      </w:r>
+      <w:r>
+        <w:rPr>
+          <w:rFonts w:ascii="맑은 고딕" w:hAnsi="맑은 고딕" w:eastAsia="맑은 고딕"/>
+          <w:sz w:val="21"/>
+        </w:rPr>
+        <w:t xml:space="preserve">이고 chicago 관련 항목은 전부 </w:t>
+      </w:r>
+      <w:r>
+        <w:rPr>
+          <w:rFonts w:ascii="Consolas" w:hAnsi="Consolas" w:eastAsia="맑은 고딕"/>
+          <w:sz w:val="21"/>
+        </w:rPr>
+        <w:t xml:space="preserve">Unknown</w:t>
+      </w:r>
+      <w:r>
+        <w:rPr>
+          <w:rFonts w:ascii="맑은 고딕" w:hAnsi="맑은 고딕" w:eastAsia="맑은 고딕"/>
+          <w:sz w:val="21"/>
+        </w:rPr>
+        <w:t xml:space="preserve">이다.</w:t>
       </w:r>
     </w:p>
     <w:p>
@@ -745,7 +1506,7 @@
           <w:b/>
           <w:sz w:val="21"/>
         </w:rPr>
-        <w:t>[중-18] 정답: ① Physical standby database (disabled) + ORA-16661</w:t>
+        <w:t>[중-18] 정답: ③ Physical standby database (disabled) + ORA-16661</w:t>
       </w:r>
     </w:p>
     <w:p>
@@ -754,7 +1515,21 @@
           <w:rFonts w:ascii="맑은 고딕" w:hAnsi="맑은 고딕" w:eastAsia="맑은 고딕"/>
           <w:sz w:val="21"/>
         </w:rPr>
-        <w:t>해설: 목록에서 사라지는 것이 아니라 비활성 상태가 된다. `ORA-16661: the standby database needs to be reinstated`.</w:t>
+        <w:t xml:space="preserve">해설: 목록에서 사라지는 것이 아니라 비활성 상태가 된다. </w:t>
+      </w:r>
+      <w:r>
+        <w:rPr>
+          <w:rFonts w:ascii="Consolas" w:hAnsi="Consolas" w:eastAsia="맑은 고딕"/>
+          <w:sz w:val="21"/>
+        </w:rPr>
+        <w:t xml:space="preserve">ORA-16661: the standby database needs to be reinstated</w:t>
+      </w:r>
+      <w:r>
+        <w:rPr>
+          <w:rFonts w:ascii="맑은 고딕" w:hAnsi="맑은 고딕" w:eastAsia="맑은 고딕"/>
+          <w:sz w:val="21"/>
+        </w:rPr>
+        <w:t xml:space="preserve">.</w:t>
       </w:r>
     </w:p>
     <w:p>
@@ -764,7 +1539,7 @@
           <w:b/>
           <w:sz w:val="21"/>
         </w:rPr>
-        <w:t>[중-19] 정답: ① SUCCESS — 비활성 멤버는 판정에서 제외된다</w:t>
+        <w:t>[중-19] 정답: ② SUCCESS — 비활성 멤버는 판정에서 제외된다</w:t>
       </w:r>
     </w:p>
     <w:p>
@@ -773,7 +1548,38 @@
           <w:rFonts w:ascii="맑은 고딕" w:hAnsi="맑은 고딕" w:eastAsia="맑은 고딕"/>
           <w:sz w:val="21"/>
         </w:rPr>
-        <w:t>해설: **재해가 났고 Standby가 없는 상태인데 화면은 `SUCCESS`다.** 14장부터 반복한 주제가 가장 극단적으로 나타난 장면이다.</w:t>
+        <w:t xml:space="preserve">해설: </w:t>
+      </w:r>
+      <w:r>
+        <w:rPr>
+          <w:rFonts w:ascii="맑은 고딕" w:hAnsi="맑은 고딕" w:eastAsia="맑은 고딕"/>
+          <w:b/>
+          <w:sz w:val="21"/>
+        </w:rPr>
+        <w:t xml:space="preserve">재해가 났고 Standby가 없는 상태인데 화면은 </w:t>
+      </w:r>
+      <w:r>
+        <w:rPr>
+          <w:rFonts w:ascii="Consolas" w:hAnsi="Consolas" w:eastAsia="맑은 고딕"/>
+          <w:b/>
+          <w:sz w:val="21"/>
+        </w:rPr>
+        <w:t xml:space="preserve">SUCCESS</w:t>
+      </w:r>
+      <w:r>
+        <w:rPr>
+          <w:rFonts w:ascii="맑은 고딕" w:hAnsi="맑은 고딕" w:eastAsia="맑은 고딕"/>
+          <w:b/>
+          <w:sz w:val="21"/>
+        </w:rPr>
+        <w:t xml:space="preserve">다.</w:t>
+      </w:r>
+      <w:r>
+        <w:rPr>
+          <w:rFonts w:ascii="맑은 고딕" w:hAnsi="맑은 고딕" w:eastAsia="맑은 고딕"/>
+          <w:sz w:val="21"/>
+        </w:rPr>
+        <w:t xml:space="preserve"> 14장부터 반복한 주제가 가장 극단적으로 나타난 장면이다.</w:t>
       </w:r>
     </w:p>
     <w:p>
@@ -783,7 +1589,7 @@
           <w:b/>
           <w:sz w:val="21"/>
         </w:rPr>
-        <w:t>[중-20] 정답: ① ORA-16653: failed to reinstate database</w:t>
+        <w:t>[중-20] 정답: ③ ORA-16653: failed to reinstate database</w:t>
       </w:r>
     </w:p>
     <w:p>
@@ -792,7 +1598,21 @@
           <w:rFonts w:ascii="맑은 고딕" w:hAnsi="맑은 고딕" w:eastAsia="맑은 고딕"/>
           <w:sz w:val="21"/>
         </w:rPr>
-        <w:t>해설: Reinstate는 대상에서 플래시백을 수행해야 하므로 인스턴스가 살아 있어야 한다. 다만 `MOUNT`까지만이다.</w:t>
+        <w:t xml:space="preserve">해설: Reinstate는 대상에서 플래시백을 수행해야 하므로 인스턴스가 살아 있어야 한다. 다만 </w:t>
+      </w:r>
+      <w:r>
+        <w:rPr>
+          <w:rFonts w:ascii="Consolas" w:hAnsi="Consolas" w:eastAsia="맑은 고딕"/>
+          <w:sz w:val="21"/>
+        </w:rPr>
+        <w:t xml:space="preserve">MOUNT</w:t>
+      </w:r>
+      <w:r>
+        <w:rPr>
+          <w:rFonts w:ascii="맑은 고딕" w:hAnsi="맑은 고딕" w:eastAsia="맑은 고딕"/>
+          <w:sz w:val="21"/>
+        </w:rPr>
+        <w:t xml:space="preserve">까지만이다.</w:t>
       </w:r>
     </w:p>
     <w:p>
@@ -810,7 +1630,23 @@
           <w:b/>
           <w:sz w:val="21"/>
         </w:rPr>
-        <w:t>[상-01] 정답: ① `OPEN RESETLOGS`로 새 인큐네이션이 시작돼 시퀀스가 다시 매겨졌다</w:t>
+        <w:t xml:space="preserve">[상-01] 정답: ① </w:t>
+      </w:r>
+      <w:r>
+        <w:rPr>
+          <w:rFonts w:ascii="Consolas" w:hAnsi="Consolas" w:eastAsia="맑은 고딕"/>
+          <w:b/>
+          <w:sz w:val="21"/>
+        </w:rPr>
+        <w:t xml:space="preserve">OPEN RESETLOGS</w:t>
+      </w:r>
+      <w:r>
+        <w:rPr>
+          <w:rFonts w:ascii="맑은 고딕" w:hAnsi="맑은 고딕" w:eastAsia="맑은 고딕"/>
+          <w:b/>
+          <w:sz w:val="21"/>
+        </w:rPr>
+        <w:t xml:space="preserve">로 새 인큐네이션이 시작돼 시퀀스가 다시 매겨졌다</w:t>
       </w:r>
     </w:p>
     <w:p>
@@ -819,7 +1655,21 @@
           <w:rFonts w:ascii="맑은 고딕" w:hAnsi="맑은 고딕" w:eastAsia="맑은 고딕"/>
           <w:sz w:val="21"/>
         </w:rPr>
-        <w:t>해설: 전환 전에는 95였다. 5장에서 `RESETLOGS_ID`를 다룰 때 배운 개념이 여기서 실제로 나타났다.</w:t>
+        <w:t xml:space="preserve">해설: 전환 전에는 95였다. 5장에서 </w:t>
+      </w:r>
+      <w:r>
+        <w:rPr>
+          <w:rFonts w:ascii="Consolas" w:hAnsi="Consolas" w:eastAsia="맑은 고딕"/>
+          <w:sz w:val="21"/>
+        </w:rPr>
+        <w:t xml:space="preserve">RESETLOGS_ID</w:t>
+      </w:r>
+      <w:r>
+        <w:rPr>
+          <w:rFonts w:ascii="맑은 고딕" w:hAnsi="맑은 고딕" w:eastAsia="맑은 고딕"/>
+          <w:sz w:val="21"/>
+        </w:rPr>
+        <w:t xml:space="preserve">를 다룰 때 배운 개념이 여기서 실제로 나타났다.</w:t>
       </w:r>
     </w:p>
     <w:p>
@@ -829,7 +1679,23 @@
           <w:b/>
           <w:sz w:val="21"/>
         </w:rPr>
-        <w:t>[상-02] 정답: ① 두 `SEQUENCE#` 비교의 기준선을 새로 잡아야 한다</w:t>
+        <w:t xml:space="preserve">[상-02] 정답: ④ 두 </w:t>
+      </w:r>
+      <w:r>
+        <w:rPr>
+          <w:rFonts w:ascii="Consolas" w:hAnsi="Consolas" w:eastAsia="맑은 고딕"/>
+          <w:b/>
+          <w:sz w:val="21"/>
+        </w:rPr>
+        <w:t xml:space="preserve">SEQUENCE#</w:t>
+      </w:r>
+      <w:r>
+        <w:rPr>
+          <w:rFonts w:ascii="맑은 고딕" w:hAnsi="맑은 고딕" w:eastAsia="맑은 고딕"/>
+          <w:b/>
+          <w:sz w:val="21"/>
+        </w:rPr>
+        <w:t xml:space="preserve"> 비교의 기준선을 새로 잡아야 한다</w:t>
       </w:r>
     </w:p>
     <w:p>
@@ -838,7 +1704,63 @@
           <w:rFonts w:ascii="맑은 고딕" w:hAnsi="맑은 고딕" w:eastAsia="맑은 고딕"/>
           <w:sz w:val="21"/>
         </w:rPr>
-        <w:t>해설: 15장의 점검표는 Primary의 `CUR_SEQ`와 Standby의 `MRP0` 시퀀스를 비교했다. Failover 직후에는 그 비교가 무의미하므로 `RESETLOGS_ID`나 `RESETLOGS_CHANGE#`도 함께 봐야 한다.</w:t>
+        <w:t xml:space="preserve">해설: 15장의 점검표는 Primary의 </w:t>
+      </w:r>
+      <w:r>
+        <w:rPr>
+          <w:rFonts w:ascii="Consolas" w:hAnsi="Consolas" w:eastAsia="맑은 고딕"/>
+          <w:sz w:val="21"/>
+        </w:rPr>
+        <w:t xml:space="preserve">CUR_SEQ</w:t>
+      </w:r>
+      <w:r>
+        <w:rPr>
+          <w:rFonts w:ascii="맑은 고딕" w:hAnsi="맑은 고딕" w:eastAsia="맑은 고딕"/>
+          <w:sz w:val="21"/>
+        </w:rPr>
+        <w:t xml:space="preserve">와 Standby의 </w:t>
+      </w:r>
+      <w:r>
+        <w:rPr>
+          <w:rFonts w:ascii="Consolas" w:hAnsi="Consolas" w:eastAsia="맑은 고딕"/>
+          <w:sz w:val="21"/>
+        </w:rPr>
+        <w:t xml:space="preserve">MRP0</w:t>
+      </w:r>
+      <w:r>
+        <w:rPr>
+          <w:rFonts w:ascii="맑은 고딕" w:hAnsi="맑은 고딕" w:eastAsia="맑은 고딕"/>
+          <w:sz w:val="21"/>
+        </w:rPr>
+        <w:t xml:space="preserve"> 시퀀스를 비교했다. Failover 직후에는 그 비교가 무의미하므로 </w:t>
+      </w:r>
+      <w:r>
+        <w:rPr>
+          <w:rFonts w:ascii="Consolas" w:hAnsi="Consolas" w:eastAsia="맑은 고딕"/>
+          <w:sz w:val="21"/>
+        </w:rPr>
+        <w:t xml:space="preserve">RESETLOGS_ID</w:t>
+      </w:r>
+      <w:r>
+        <w:rPr>
+          <w:rFonts w:ascii="맑은 고딕" w:hAnsi="맑은 고딕" w:eastAsia="맑은 고딕"/>
+          <w:sz w:val="21"/>
+        </w:rPr>
+        <w:t xml:space="preserve">나 </w:t>
+      </w:r>
+      <w:r>
+        <w:rPr>
+          <w:rFonts w:ascii="Consolas" w:hAnsi="Consolas" w:eastAsia="맑은 고딕"/>
+          <w:sz w:val="21"/>
+        </w:rPr>
+        <w:t xml:space="preserve">RESETLOGS_CHANGE#</w:t>
+      </w:r>
+      <w:r>
+        <w:rPr>
+          <w:rFonts w:ascii="맑은 고딕" w:hAnsi="맑은 고딕" w:eastAsia="맑은 고딕"/>
+          <w:sz w:val="21"/>
+        </w:rPr>
+        <w:t xml:space="preserve">도 함께 봐야 한다.</w:t>
       </w:r>
     </w:p>
     <w:p>
@@ -857,7 +1779,36 @@
           <w:rFonts w:ascii="맑은 고딕" w:hAnsi="맑은 고딕" w:eastAsia="맑은 고딕"/>
           <w:sz w:val="21"/>
         </w:rPr>
-        <w:t>해설: 실측에서 강제 종료 직전에 커밋한 `id=97`이 살아남았다. **다만 이것은 보장이 아니다.** 부하가 높거나 네트워크가 느렸다면 결과가 달랐을 것이다.</w:t>
+        <w:t xml:space="preserve">해설: 실측에서 강제 종료 직전에 커밋한 </w:t>
+      </w:r>
+      <w:r>
+        <w:rPr>
+          <w:rFonts w:ascii="Consolas" w:hAnsi="Consolas" w:eastAsia="맑은 고딕"/>
+          <w:sz w:val="21"/>
+        </w:rPr>
+        <w:t xml:space="preserve">id=97</w:t>
+      </w:r>
+      <w:r>
+        <w:rPr>
+          <w:rFonts w:ascii="맑은 고딕" w:hAnsi="맑은 고딕" w:eastAsia="맑은 고딕"/>
+          <w:sz w:val="21"/>
+        </w:rPr>
+        <w:t xml:space="preserve">이 살아남았다. </w:t>
+      </w:r>
+      <w:r>
+        <w:rPr>
+          <w:rFonts w:ascii="맑은 고딕" w:hAnsi="맑은 고딕" w:eastAsia="맑은 고딕"/>
+          <w:b/>
+          <w:sz w:val="21"/>
+        </w:rPr>
+        <w:t xml:space="preserve">다만 이것은 보장이 아니다.</w:t>
+      </w:r>
+      <w:r>
+        <w:rPr>
+          <w:rFonts w:ascii="맑은 고딕" w:hAnsi="맑은 고딕" w:eastAsia="맑은 고딕"/>
+          <w:sz w:val="21"/>
+        </w:rPr>
+        <w:t xml:space="preserve"> 부하가 높거나 네트워크가 느렸다면 결과가 달랐을 것이다.</w:t>
       </w:r>
     </w:p>
     <w:p>
@@ -867,7 +1818,7 @@
           <w:b/>
           <w:sz w:val="21"/>
         </w:rPr>
-        <w:t>[상-04] 정답: ① MaxAvailability 이상의 보호 모드</w:t>
+        <w:t>[상-04] 정답: ④ MaxAvailability 이상의 보호 모드</w:t>
       </w:r>
     </w:p>
     <w:p>
@@ -876,7 +1827,35 @@
           <w:rFonts w:ascii="맑은 고딕" w:hAnsi="맑은 고딕" w:eastAsia="맑은 고딕"/>
           <w:sz w:val="21"/>
         </w:rPr>
-        <w:t>해설: 8장에서 다룬 대로 `AFFIRM`으로 Standby의 쓰기 완료를 기다려야 무손실이 보장된다. `MaxPerformance`는 성능을 위해 그것을 포기한 모드다.</w:t>
+        <w:t xml:space="preserve">해설: 8장에서 다룬 대로 </w:t>
+      </w:r>
+      <w:r>
+        <w:rPr>
+          <w:rFonts w:ascii="Consolas" w:hAnsi="Consolas" w:eastAsia="맑은 고딕"/>
+          <w:sz w:val="21"/>
+        </w:rPr>
+        <w:t xml:space="preserve">AFFIRM</w:t>
+      </w:r>
+      <w:r>
+        <w:rPr>
+          <w:rFonts w:ascii="맑은 고딕" w:hAnsi="맑은 고딕" w:eastAsia="맑은 고딕"/>
+          <w:sz w:val="21"/>
+        </w:rPr>
+        <w:t xml:space="preserve">으로 Standby의 쓰기 완료를 기다려야 무손실이 보장된다. </w:t>
+      </w:r>
+      <w:r>
+        <w:rPr>
+          <w:rFonts w:ascii="Consolas" w:hAnsi="Consolas" w:eastAsia="맑은 고딕"/>
+          <w:sz w:val="21"/>
+        </w:rPr>
+        <w:t xml:space="preserve">MaxPerformance</w:t>
+      </w:r>
+      <w:r>
+        <w:rPr>
+          <w:rFonts w:ascii="맑은 고딕" w:hAnsi="맑은 고딕" w:eastAsia="맑은 고딕"/>
+          <w:sz w:val="21"/>
+        </w:rPr>
+        <w:t xml:space="preserve">는 성능을 위해 그것을 포기한 모드다.</w:t>
       </w:r>
     </w:p>
     <w:p>
@@ -886,7 +1865,7 @@
           <w:b/>
           <w:sz w:val="21"/>
         </w:rPr>
-        <w:t>[상-05] 정답: ① 정상이다 — 강등된 것을 아직 모른다</w:t>
+        <w:t>[상-05] 정답: ③ 정상이다 — 강등된 것을 아직 모른다</w:t>
       </w:r>
     </w:p>
     <w:p>
@@ -895,7 +1874,21 @@
           <w:rFonts w:ascii="맑은 고딕" w:hAnsi="맑은 고딕" w:eastAsia="맑은 고딕"/>
           <w:sz w:val="21"/>
         </w:rPr>
-        <w:t>해설: Reinstate 전이므로 자기 인큐네이션의 정보만 가지고 있다. 같은 조회에서 `FLASHBACK_ON=YES`인 것이 Reinstate 가능 여부를 가른다.</w:t>
+        <w:t xml:space="preserve">해설: Reinstate 전이므로 자기 인큐네이션의 정보만 가지고 있다. 같은 조회에서 </w:t>
+      </w:r>
+      <w:r>
+        <w:rPr>
+          <w:rFonts w:ascii="Consolas" w:hAnsi="Consolas" w:eastAsia="맑은 고딕"/>
+          <w:sz w:val="21"/>
+        </w:rPr>
+        <w:t xml:space="preserve">FLASHBACK_ON=YES</w:t>
+      </w:r>
+      <w:r>
+        <w:rPr>
+          <w:rFonts w:ascii="맑은 고딕" w:hAnsi="맑은 고딕" w:eastAsia="맑은 고딕"/>
+          <w:sz w:val="21"/>
+        </w:rPr>
+        <w:t xml:space="preserve">인 것이 Reinstate 가능 여부를 가른다.</w:t>
       </w:r>
     </w:p>
     <w:p>
@@ -905,7 +1898,7 @@
           <w:b/>
           <w:sz w:val="21"/>
         </w:rPr>
-        <w:t>[상-06] 정답: ① 옛 인큐네이션으로 열려 되감을 수 없게 된다</w:t>
+        <w:t>[상-06] 정답: ④ 옛 인큐네이션으로 열려 되감을 수 없게 된다</w:t>
       </w:r>
     </w:p>
     <w:p>
@@ -924,7 +1917,7 @@
           <w:b/>
           <w:sz w:val="21"/>
         </w:rPr>
-        <w:t>[상-07] 정답: ① 남은 리두 전송과 옛 Primary 재기동 단계가 있다</w:t>
+        <w:t>[상-07] 정답: ④ 남은 리두 전송과 옛 Primary 재기동 단계가 있다</w:t>
       </w:r>
     </w:p>
     <w:p>
@@ -933,7 +1926,35 @@
           <w:rFonts w:ascii="맑은 고딕" w:hAnsi="맑은 고딕" w:eastAsia="맑은 고딕"/>
           <w:sz w:val="21"/>
         </w:rPr>
-        <w:t>해설: 출력에서 `Operation requires start up of instance "chicago"`부터 `Database opened.`까지가 그 구간이다. Failover에는 그 상대가 없어 두 줄로 끝난다.</w:t>
+        <w:t xml:space="preserve">해설: 출력에서 </w:t>
+      </w:r>
+      <w:r>
+        <w:rPr>
+          <w:rFonts w:ascii="Consolas" w:hAnsi="Consolas" w:eastAsia="맑은 고딕"/>
+          <w:sz w:val="21"/>
+        </w:rPr>
+        <w:t xml:space="preserve">Operation requires start up of instance "chicago"</w:t>
+      </w:r>
+      <w:r>
+        <w:rPr>
+          <w:rFonts w:ascii="맑은 고딕" w:hAnsi="맑은 고딕" w:eastAsia="맑은 고딕"/>
+          <w:sz w:val="21"/>
+        </w:rPr>
+        <w:t xml:space="preserve">부터 </w:t>
+      </w:r>
+      <w:r>
+        <w:rPr>
+          <w:rFonts w:ascii="Consolas" w:hAnsi="Consolas" w:eastAsia="맑은 고딕"/>
+          <w:sz w:val="21"/>
+        </w:rPr>
+        <w:t xml:space="preserve">Database opened.</w:t>
+      </w:r>
+      <w:r>
+        <w:rPr>
+          <w:rFonts w:ascii="맑은 고딕" w:hAnsi="맑은 고딕" w:eastAsia="맑은 고딕"/>
+          <w:sz w:val="21"/>
+        </w:rPr>
+        <w:t xml:space="preserve">까지가 그 구간이다. Failover에는 그 상대가 없어 두 줄로 끝난다.</w:t>
       </w:r>
     </w:p>
     <w:p>
@@ -943,7 +1964,7 @@
           <w:b/>
           <w:sz w:val="21"/>
         </w:rPr>
-        <w:t>[상-08] 정답: ① 판정 시차이므로 한 주기 뒤 다시 본다</w:t>
+        <w:t>[상-08] 정답: ④ 판정 시차이므로 한 주기 뒤 다시 본다</w:t>
       </w:r>
     </w:p>
     <w:p>
@@ -952,7 +1973,63 @@
           <w:rFonts w:ascii="맑은 고딕" w:hAnsi="맑은 고딕" w:eastAsia="맑은 고딕"/>
           <w:sz w:val="21"/>
         </w:rPr>
-        <w:t>해설: `status updated 21 seconds ago`가 신호다. 실측에서 1분 뒤 조회하면 `SUCCESS`였고 `Real Time Query: ON`, 두 지연 0이었다. 15장에서 `ORA-16778`을 다룰 때 배운 것과 같다.</w:t>
+        <w:t xml:space="preserve">해설: </w:t>
+      </w:r>
+      <w:r>
+        <w:rPr>
+          <w:rFonts w:ascii="Consolas" w:hAnsi="Consolas" w:eastAsia="맑은 고딕"/>
+          <w:sz w:val="21"/>
+        </w:rPr>
+        <w:t xml:space="preserve">status updated 21 seconds ago</w:t>
+      </w:r>
+      <w:r>
+        <w:rPr>
+          <w:rFonts w:ascii="맑은 고딕" w:hAnsi="맑은 고딕" w:eastAsia="맑은 고딕"/>
+          <w:sz w:val="21"/>
+        </w:rPr>
+        <w:t xml:space="preserve">가 신호다. 실측에서 1분 뒤 조회하면 </w:t>
+      </w:r>
+      <w:r>
+        <w:rPr>
+          <w:rFonts w:ascii="Consolas" w:hAnsi="Consolas" w:eastAsia="맑은 고딕"/>
+          <w:sz w:val="21"/>
+        </w:rPr>
+        <w:t xml:space="preserve">SUCCESS</w:t>
+      </w:r>
+      <w:r>
+        <w:rPr>
+          <w:rFonts w:ascii="맑은 고딕" w:hAnsi="맑은 고딕" w:eastAsia="맑은 고딕"/>
+          <w:sz w:val="21"/>
+        </w:rPr>
+        <w:t xml:space="preserve">였고 </w:t>
+      </w:r>
+      <w:r>
+        <w:rPr>
+          <w:rFonts w:ascii="Consolas" w:hAnsi="Consolas" w:eastAsia="맑은 고딕"/>
+          <w:sz w:val="21"/>
+        </w:rPr>
+        <w:t xml:space="preserve">Real Time Query: ON</w:t>
+      </w:r>
+      <w:r>
+        <w:rPr>
+          <w:rFonts w:ascii="맑은 고딕" w:hAnsi="맑은 고딕" w:eastAsia="맑은 고딕"/>
+          <w:sz w:val="21"/>
+        </w:rPr>
+        <w:t xml:space="preserve">, 두 지연 0이었다. 15장에서 </w:t>
+      </w:r>
+      <w:r>
+        <w:rPr>
+          <w:rFonts w:ascii="Consolas" w:hAnsi="Consolas" w:eastAsia="맑은 고딕"/>
+          <w:sz w:val="21"/>
+        </w:rPr>
+        <w:t xml:space="preserve">ORA-16778</w:t>
+      </w:r>
+      <w:r>
+        <w:rPr>
+          <w:rFonts w:ascii="맑은 고딕" w:hAnsi="맑은 고딕" w:eastAsia="맑은 고딕"/>
+          <w:sz w:val="21"/>
+        </w:rPr>
+        <w:t xml:space="preserve">을 다룰 때 배운 것과 같다.</w:t>
       </w:r>
     </w:p>
     <w:p>
@@ -971,7 +2048,35 @@
           <w:rFonts w:ascii="맑은 고딕" w:hAnsi="맑은 고딕" w:eastAsia="맑은 고딕"/>
           <w:sz w:val="21"/>
         </w:rPr>
-        <w:t>해설: 인큐네이션이 바뀌었으므로 이전 백업으로는 새 시점까지 복구할 수 없는 구간이 생긴다. `RESETLOGS_TIME`과 `RESETLOGS_CHANGE#`를 기록해 두는 것도 같은 이유다.</w:t>
+        <w:t xml:space="preserve">해설: 인큐네이션이 바뀌었으므로 이전 백업으로는 새 시점까지 복구할 수 없는 구간이 생긴다. </w:t>
+      </w:r>
+      <w:r>
+        <w:rPr>
+          <w:rFonts w:ascii="Consolas" w:hAnsi="Consolas" w:eastAsia="맑은 고딕"/>
+          <w:sz w:val="21"/>
+        </w:rPr>
+        <w:t xml:space="preserve">RESETLOGS_TIME</w:t>
+      </w:r>
+      <w:r>
+        <w:rPr>
+          <w:rFonts w:ascii="맑은 고딕" w:hAnsi="맑은 고딕" w:eastAsia="맑은 고딕"/>
+          <w:sz w:val="21"/>
+        </w:rPr>
+        <w:t xml:space="preserve">과 </w:t>
+      </w:r>
+      <w:r>
+        <w:rPr>
+          <w:rFonts w:ascii="Consolas" w:hAnsi="Consolas" w:eastAsia="맑은 고딕"/>
+          <w:sz w:val="21"/>
+        </w:rPr>
+        <w:t xml:space="preserve">RESETLOGS_CHANGE#</w:t>
+      </w:r>
+      <w:r>
+        <w:rPr>
+          <w:rFonts w:ascii="맑은 고딕" w:hAnsi="맑은 고딕" w:eastAsia="맑은 고딕"/>
+          <w:sz w:val="21"/>
+        </w:rPr>
+        <w:t xml:space="preserve">를 기록해 두는 것도 같은 이유다.</w:t>
       </w:r>
     </w:p>
     <w:p>
@@ -990,10 +2095,27 @@
           <w:rFonts w:ascii="맑은 고딕" w:hAnsi="맑은 고딕" w:eastAsia="맑은 고딕"/>
           <w:sz w:val="21"/>
         </w:rPr>
-        <w:t>해설: 전환 자체는 한 줄이고 1분이면 끝난다. 실무에서 문제가 되는 것은 그다음이다. 훈련은 **되돌리는 것까지** 포함하며, 소요 시간과 각 단계의 출력을 기록해 다음 RTO 산정의 근거로 삼는다.</w:t>
+        <w:t xml:space="preserve">해설: 전환 자체는 한 줄이고 1분이면 끝난다. 실무에서 문제가 되는 것은 그다음이다. 훈련은 </w:t>
+      </w:r>
+      <w:r>
+        <w:rPr>
+          <w:rFonts w:ascii="맑은 고딕" w:hAnsi="맑은 고딕" w:eastAsia="맑은 고딕"/>
+          <w:b/>
+          <w:sz w:val="21"/>
+        </w:rPr>
+        <w:t xml:space="preserve">되돌리는 것까지</w:t>
+      </w:r>
+      <w:r>
+        <w:rPr>
+          <w:rFonts w:ascii="맑은 고딕" w:hAnsi="맑은 고딕" w:eastAsia="맑은 고딕"/>
+          <w:sz w:val="21"/>
+        </w:rPr>
+        <w:t xml:space="preserve"> 포함하며, 소요 시간과 각 단계의 출력을 기록해 다음 RTO 산정의 근거로 삼는다.</w:t>
       </w:r>
     </w:p>
     <w:sectPr>
+      <w:headerReference w:type="default" r:id="rId9"/>
+      <w:footerReference w:type="default" r:id="rId10"/>
       <w:pgSz w:w="12240" w:h="15840"/>
       <w:pgMar w:top="1440" w:right="1800" w:bottom="1440" w:left="1800" w:header="720" w:footer="720" w:gutter="0"/>
       <w:cols w:space="720"/>
@@ -1001,6 +2123,26 @@
     </w:sectPr>
   </w:body>
 </w:document>
+</file>
+
+<file path=word/footer1.xml><?xml version="1.0" encoding="utf-8"?>
+<w:ftr xmlns:m="http://schemas.openxmlformats.org/officeDocument/2006/math" xmlns:mc="http://schemas.openxmlformats.org/markup-compatibility/2006" xmlns:mo="http://schemas.microsoft.com/office/mac/office/2008/main" xmlns:mv="urn:schemas-microsoft-com:mac:vml" xmlns:o="urn:schemas-microsoft-com:office:office" xmlns:r="http://schemas.openxmlformats.org/officeDocument/2006/relationships" xmlns:v="urn:schemas-microsoft-com:vml" xmlns:w10="urn:schemas-microsoft-com:office:word" xmlns:w14="http://schemas.microsoft.com/office/word/2010/wordml" xmlns:w="http://schemas.openxmlformats.org/wordprocessingml/2006/main" xmlns:wne="http://schemas.microsoft.com/office/word/2006/wordml" xmlns:wp14="http://schemas.microsoft.com/office/word/2010/wordprocessingDrawing" xmlns:wp="http://schemas.openxmlformats.org/drawingml/2006/wordprocessingDrawing" xmlns:wpc="http://schemas.microsoft.com/office/word/2010/wordprocessingCanvas" xmlns:wpg="http://schemas.microsoft.com/office/word/2010/wordprocessingGroup" xmlns:wpi="http://schemas.microsoft.com/office/word/2010/wordprocessingInk" xmlns:wps="http://schemas.microsoft.com/office/word/2010/wordprocessingShape" mc:Ignorable="w14 wp14">
+  <w:p>
+    <w:pPr>
+      <w:pStyle w:val="Footer"/>
+    </w:pPr>
+  </w:p>
+</w:ftr>
+</file>
+
+<file path=word/header1.xml><?xml version="1.0" encoding="utf-8"?>
+<w:hdr xmlns:m="http://schemas.openxmlformats.org/officeDocument/2006/math" xmlns:mc="http://schemas.openxmlformats.org/markup-compatibility/2006" xmlns:mo="http://schemas.microsoft.com/office/mac/office/2008/main" xmlns:mv="urn:schemas-microsoft-com:mac:vml" xmlns:o="urn:schemas-microsoft-com:office:office" xmlns:r="http://schemas.openxmlformats.org/officeDocument/2006/relationships" xmlns:v="urn:schemas-microsoft-com:vml" xmlns:w10="urn:schemas-microsoft-com:office:word" xmlns:w14="http://schemas.microsoft.com/office/word/2010/wordml" xmlns:w="http://schemas.openxmlformats.org/wordprocessingml/2006/main" xmlns:wne="http://schemas.microsoft.com/office/word/2006/wordml" xmlns:wp14="http://schemas.microsoft.com/office/word/2010/wordprocessingDrawing" xmlns:wp="http://schemas.openxmlformats.org/drawingml/2006/wordprocessingDrawing" xmlns:wpc="http://schemas.microsoft.com/office/word/2010/wordprocessingCanvas" xmlns:wpg="http://schemas.microsoft.com/office/word/2010/wordprocessingGroup" xmlns:wpi="http://schemas.microsoft.com/office/word/2010/wordprocessingInk" xmlns:wps="http://schemas.microsoft.com/office/word/2010/wordprocessingShape" mc:Ignorable="w14 wp14">
+  <w:p>
+    <w:pPr>
+      <w:pStyle w:val="Header"/>
+    </w:pPr>
+  </w:p>
+</w:hdr>
 </file>
 
 <file path=word/numbering.xml><?xml version="1.0" encoding="utf-8"?>
